--- a/Постановка задачи.docx
+++ b/Постановка задачи.docx
@@ -1,6 +1,6 @@
 
 <file path=word/document.xml><?xml version="1.0" encoding="utf-8"?>
-<w:document xmlns:wpc="http://schemas.microsoft.com/office/word/2010/wordprocessingCanvas" xmlns:cx="http://schemas.microsoft.com/office/drawing/2014/chartex" xmlns:mc="http://schemas.openxmlformats.org/markup-compatibility/2006" xmlns:o="urn:schemas-microsoft-com:office:office" xmlns:r="http://schemas.openxmlformats.org/officeDocument/2006/relationships" xmlns:m="http://schemas.openxmlformats.org/officeDocument/2006/math" xmlns:v="urn:schemas-microsoft-com:vml" xmlns:wp14="http://schemas.microsoft.com/office/word/2010/wordprocessingDrawing" xmlns:wp="http://schemas.openxmlformats.org/drawingml/2006/wordprocessingDrawing" xmlns:w10="urn:schemas-microsoft-com:office:word" xmlns:w="http://schemas.openxmlformats.org/wordprocessingml/2006/main" xmlns:w14="http://schemas.microsoft.com/office/word/2010/wordml" xmlns:w15="http://schemas.microsoft.com/office/word/2012/wordml" xmlns:w16se="http://schemas.microsoft.com/office/word/2015/wordml/symex" xmlns:wpg="http://schemas.microsoft.com/office/word/2010/wordprocessingGroup" xmlns:wpi="http://schemas.microsoft.com/office/word/2010/wordprocessingInk" xmlns:wne="http://schemas.microsoft.com/office/word/2006/wordml" xmlns:wps="http://schemas.microsoft.com/office/word/2010/wordprocessingShape" mc:Ignorable="w14 w15 w16se wp14">
+<w:document xmlns:wpc="http://schemas.microsoft.com/office/word/2010/wordprocessingCanvas" xmlns:cx="http://schemas.microsoft.com/office/drawing/2014/chartex" xmlns:cx1="http://schemas.microsoft.com/office/drawing/2015/9/8/chartex" xmlns:cx2="http://schemas.microsoft.com/office/drawing/2015/10/21/chartex" xmlns:cx3="http://schemas.microsoft.com/office/drawing/2016/5/9/chartex" xmlns:cx4="http://schemas.microsoft.com/office/drawing/2016/5/10/chartex" xmlns:cx5="http://schemas.microsoft.com/office/drawing/2016/5/11/chartex" xmlns:cx6="http://schemas.microsoft.com/office/drawing/2016/5/12/chartex" xmlns:cx7="http://schemas.microsoft.com/office/drawing/2016/5/13/chartex" xmlns:cx8="http://schemas.microsoft.com/office/drawing/2016/5/14/chartex" xmlns:mc="http://schemas.openxmlformats.org/markup-compatibility/2006" xmlns:aink="http://schemas.microsoft.com/office/drawing/2016/ink" xmlns:am3d="http://schemas.microsoft.com/office/drawing/2017/model3d" xmlns:o="urn:schemas-microsoft-com:office:office" xmlns:oel="http://schemas.microsoft.com/office/2019/extlst" xmlns:r="http://schemas.openxmlformats.org/officeDocument/2006/relationships" xmlns:m="http://schemas.openxmlformats.org/officeDocument/2006/math" xmlns:v="urn:schemas-microsoft-com:vml" xmlns:wp14="http://schemas.microsoft.com/office/word/2010/wordprocessingDrawing" xmlns:wp="http://schemas.openxmlformats.org/drawingml/2006/wordprocessingDrawing" xmlns:w10="urn:schemas-microsoft-com:office:word" xmlns:w="http://schemas.openxmlformats.org/wordprocessingml/2006/main" xmlns:w14="http://schemas.microsoft.com/office/word/2010/wordml" xmlns:w15="http://schemas.microsoft.com/office/word/2012/wordml" xmlns:w16cex="http://schemas.microsoft.com/office/word/2018/wordml/cex" xmlns:w16cid="http://schemas.microsoft.com/office/word/2016/wordml/cid" xmlns:w16="http://schemas.microsoft.com/office/word/2018/wordml" xmlns:w16du="http://schemas.microsoft.com/office/word/2023/wordml/word16du" xmlns:w16sdtdh="http://schemas.microsoft.com/office/word/2020/wordml/sdtdatahash" xmlns:w16sdtfl="http://schemas.microsoft.com/office/word/2024/wordml/sdtformatlock" xmlns:w16se="http://schemas.microsoft.com/office/word/2015/wordml/symex" xmlns:wpg="http://schemas.microsoft.com/office/word/2010/wordprocessingGroup" xmlns:wpi="http://schemas.microsoft.com/office/word/2010/wordprocessingInk" xmlns:wne="http://schemas.microsoft.com/office/word/2006/wordml" xmlns:wps="http://schemas.microsoft.com/office/word/2010/wordprocessingShape" mc:Ignorable="w14 w15 w16se w16cid w16 w16cex w16sdtdh w16sdtfl w16du wp14">
   <w:body>
     <w:p>
       <w:pPr>
@@ -79,7 +79,7 @@
           <w:sz w:val="28"/>
           <w:szCs w:val="28"/>
         </w:rPr>
-        <w:t>Система предназначена для консолидации инструментов планирования и контроля личной деятельности пользователя. Она обеспечивает единое пространство для управления задачами, проектами, заметками, привычками и календарными событиями, что позволяет снизить когнитивную нагрузку и повысить эффективность управления временем.</w:t>
+        <w:t>Система предназначена для консолидации инструментов планирования и контроля личной деятельности пользователя. Она обеспечивает единое пространство для управления задачами, проектами, заметками, привычками и календарными событиями, что позволяет снизить когнитивную нагрузку и повысить эффективность управления временем. Ключевой особенностью системы является способность автоматически пополнять свой контент за счет импорта данных из популярных внешних сервисов, используемых пользователем, превращаясь в централизованное хранилище и менеджер всей личной активности.</w:t>
       </w:r>
     </w:p>
     <w:p>
@@ -102,36 +102,6 @@
         </w:rPr>
         <w:t xml:space="preserve">Пользовательские истории: </w:t>
       </w:r>
-    </w:p>
-    <w:p>
-      <w:pPr>
-        <w:pStyle w:val="a3"/>
-        <w:jc w:val="both"/>
-        <w:rPr>
-          <w:rFonts w:ascii="Times New Roman" w:hAnsi="Times New Roman" w:cs="Times New Roman"/>
-          <w:sz w:val="28"/>
-          <w:szCs w:val="28"/>
-        </w:rPr>
-      </w:pPr>
-      <w:r>
-        <w:rPr>
-          <w:rFonts w:ascii="Times New Roman" w:hAnsi="Times New Roman" w:cs="Times New Roman"/>
-          <w:sz w:val="28"/>
-          <w:szCs w:val="28"/>
-        </w:rPr>
-        <w:t>Пользователь:</w:t>
-      </w:r>
-    </w:p>
-    <w:p>
-      <w:pPr>
-        <w:pStyle w:val="a3"/>
-        <w:jc w:val="both"/>
-        <w:rPr>
-          <w:rFonts w:ascii="Times New Roman" w:hAnsi="Times New Roman" w:cs="Times New Roman"/>
-          <w:sz w:val="28"/>
-          <w:szCs w:val="28"/>
-        </w:rPr>
-      </w:pPr>
     </w:p>
     <w:p>
       <w:pPr>
@@ -140,6 +110,8 @@
           <w:ilvl w:val="0"/>
           <w:numId w:val="1"/>
         </w:numPr>
+        <w:spacing w:after="0" w:line="360" w:lineRule="auto"/>
+        <w:ind w:left="0" w:firstLine="709"/>
         <w:jc w:val="both"/>
         <w:rPr>
           <w:rFonts w:ascii="Times New Roman" w:hAnsi="Times New Roman" w:cs="Times New Roman"/>
@@ -153,7 +125,7 @@
           <w:sz w:val="28"/>
           <w:szCs w:val="28"/>
         </w:rPr>
-        <w:t>Как пользователь, я хочу иметь возможность зарегистрироваться и войти в систему, чтобы обеспечить конфиденциальность моих данных.</w:t>
+        <w:t>Как пользователь, я хочу иметь возможность зарегистрироваться и войти в систему, чтобы обеспечить конфиденциальность и безопасное хранение моих данных.</w:t>
       </w:r>
     </w:p>
     <w:p>
@@ -163,6 +135,8 @@
           <w:ilvl w:val="0"/>
           <w:numId w:val="1"/>
         </w:numPr>
+        <w:spacing w:after="0" w:line="360" w:lineRule="auto"/>
+        <w:ind w:left="0" w:firstLine="709"/>
         <w:jc w:val="both"/>
         <w:rPr>
           <w:rFonts w:ascii="Times New Roman" w:hAnsi="Times New Roman" w:cs="Times New Roman"/>
@@ -176,7 +150,7 @@
           <w:sz w:val="28"/>
           <w:szCs w:val="28"/>
         </w:rPr>
-        <w:t>Как пользователь, я хочу видеть на дашборде обзор моей текущей деятельности, чтобы быстро оценить свою загруженность и прогресс.</w:t>
+        <w:t>Как пользователь, я хочу видеть на дашборде обзор моей текущей деятельности, чтобы быстро оценить свою загруженность и прогресс по всем аспектам.</w:t>
       </w:r>
     </w:p>
     <w:p>
@@ -186,6 +160,8 @@
           <w:ilvl w:val="0"/>
           <w:numId w:val="1"/>
         </w:numPr>
+        <w:spacing w:after="0" w:line="360" w:lineRule="auto"/>
+        <w:ind w:left="0" w:firstLine="709"/>
         <w:jc w:val="both"/>
         <w:rPr>
           <w:rFonts w:ascii="Times New Roman" w:hAnsi="Times New Roman" w:cs="Times New Roman"/>
@@ -199,7 +175,7 @@
           <w:sz w:val="28"/>
           <w:szCs w:val="28"/>
         </w:rPr>
-        <w:t>Как пользователь, я хочу создавать иерархические задачи с подзадачами, чтобы дробить сложные дела на manageable части.</w:t>
+        <w:t>Как пользователь, я хочу создавать иерархические задачи с подзадачами, чтобы дробить сложные дела на управляемые части.</w:t>
       </w:r>
     </w:p>
     <w:p>
@@ -209,6 +185,8 @@
           <w:ilvl w:val="0"/>
           <w:numId w:val="1"/>
         </w:numPr>
+        <w:spacing w:after="0" w:line="360" w:lineRule="auto"/>
+        <w:ind w:left="0" w:firstLine="709"/>
         <w:jc w:val="both"/>
         <w:rPr>
           <w:rFonts w:ascii="Times New Roman" w:hAnsi="Times New Roman" w:cs="Times New Roman"/>
@@ -232,6 +210,8 @@
           <w:ilvl w:val="0"/>
           <w:numId w:val="1"/>
         </w:numPr>
+        <w:spacing w:after="0" w:line="360" w:lineRule="auto"/>
+        <w:ind w:left="0" w:firstLine="709"/>
         <w:jc w:val="both"/>
         <w:rPr>
           <w:rFonts w:ascii="Times New Roman" w:hAnsi="Times New Roman" w:cs="Times New Roman"/>
@@ -245,7 +225,25 @@
           <w:sz w:val="28"/>
           <w:szCs w:val="28"/>
         </w:rPr>
-        <w:t>Как пользователь, я хочу использовать канбан-доски для визуализации workflow задач, чтобы наглядно видеть этапы выполнения.</w:t>
+        <w:t xml:space="preserve">Как пользователь, я хочу использовать канбан-доски для визуализации </w:t>
+      </w:r>
+      <w:proofErr w:type="spellStart"/>
+      <w:r>
+        <w:rPr>
+          <w:rFonts w:ascii="Times New Roman" w:hAnsi="Times New Roman" w:cs="Times New Roman"/>
+          <w:sz w:val="28"/>
+          <w:szCs w:val="28"/>
+        </w:rPr>
+        <w:t>workflow</w:t>
+      </w:r>
+      <w:proofErr w:type="spellEnd"/>
+      <w:r>
+        <w:rPr>
+          <w:rFonts w:ascii="Times New Roman" w:hAnsi="Times New Roman" w:cs="Times New Roman"/>
+          <w:sz w:val="28"/>
+          <w:szCs w:val="28"/>
+        </w:rPr>
+        <w:t xml:space="preserve"> задач, чтобы наглядно видеть этапы выполнения.</w:t>
       </w:r>
     </w:p>
     <w:p>
@@ -255,6 +253,8 @@
           <w:ilvl w:val="0"/>
           <w:numId w:val="1"/>
         </w:numPr>
+        <w:spacing w:after="0" w:line="360" w:lineRule="auto"/>
+        <w:ind w:left="0" w:firstLine="709"/>
         <w:jc w:val="both"/>
         <w:rPr>
           <w:rFonts w:ascii="Times New Roman" w:hAnsi="Times New Roman" w:cs="Times New Roman"/>
@@ -278,6 +278,8 @@
           <w:ilvl w:val="0"/>
           <w:numId w:val="1"/>
         </w:numPr>
+        <w:spacing w:after="0" w:line="360" w:lineRule="auto"/>
+        <w:ind w:left="0" w:firstLine="709"/>
         <w:jc w:val="both"/>
         <w:rPr>
           <w:rFonts w:ascii="Times New Roman" w:hAnsi="Times New Roman" w:cs="Times New Roman"/>
@@ -291,7 +293,7 @@
           <w:sz w:val="28"/>
           <w:szCs w:val="28"/>
         </w:rPr>
-        <w:t>Как пользователь, я хочу видеть тепловую карту моей занятости, чтобы анализировать распределение времени.</w:t>
+        <w:t>Как пользователь, я хочу видеть тепловую карту моей занятости, основанную на событиях и задачах, чтобы анализировать распределение времени.</w:t>
       </w:r>
     </w:p>
     <w:p>
@@ -301,6 +303,8 @@
           <w:ilvl w:val="0"/>
           <w:numId w:val="1"/>
         </w:numPr>
+        <w:spacing w:after="0" w:line="360" w:lineRule="auto"/>
+        <w:ind w:left="0" w:firstLine="709"/>
         <w:jc w:val="both"/>
         <w:rPr>
           <w:rFonts w:ascii="Times New Roman" w:hAnsi="Times New Roman" w:cs="Times New Roman"/>
@@ -324,6 +328,8 @@
           <w:ilvl w:val="0"/>
           <w:numId w:val="1"/>
         </w:numPr>
+        <w:spacing w:after="0" w:line="360" w:lineRule="auto"/>
+        <w:ind w:left="0" w:firstLine="709"/>
         <w:jc w:val="both"/>
         <w:rPr>
           <w:rFonts w:ascii="Times New Roman" w:hAnsi="Times New Roman" w:cs="Times New Roman"/>
@@ -337,7 +343,8 @@
           <w:sz w:val="28"/>
           <w:szCs w:val="28"/>
         </w:rPr>
-        <w:t>Как пользователь, я хочу использовать сквозной поиск по всем данным системы, чтобы быстро находить нужную информацию.</w:t>
+        <w:lastRenderedPageBreak/>
+        <w:t>Как пользователь, я хочу использовать сквозной поиск по всем данным системы (задачи, заметки, события, проекты), чтобы быстро находить нужную информацию.</w:t>
       </w:r>
     </w:p>
     <w:p>
@@ -347,6 +354,8 @@
           <w:ilvl w:val="0"/>
           <w:numId w:val="1"/>
         </w:numPr>
+        <w:spacing w:after="0" w:line="360" w:lineRule="auto"/>
+        <w:ind w:left="0" w:firstLine="709"/>
         <w:jc w:val="both"/>
         <w:rPr>
           <w:rFonts w:ascii="Times New Roman" w:hAnsi="Times New Roman" w:cs="Times New Roman"/>
@@ -360,7 +369,7 @@
           <w:sz w:val="28"/>
           <w:szCs w:val="28"/>
         </w:rPr>
-        <w:t>Как пользователь, я хочу получать уведомления о предстоящих событиях через мессенджеры, чтобы не пропускать важное.</w:t>
+        <w:t>Как пользователь, я хочу импортировать в систему заметки и текст из моих сохраненных сообщений в Telegram и VK Мессенджер, чтобы централизованно хранить важные текстовые материалы, не копируя их вручную.</w:t>
       </w:r>
     </w:p>
     <w:p>
@@ -370,6 +379,8 @@
           <w:ilvl w:val="0"/>
           <w:numId w:val="1"/>
         </w:numPr>
+        <w:spacing w:after="0" w:line="360" w:lineRule="auto"/>
+        <w:ind w:left="0" w:firstLine="709"/>
         <w:jc w:val="both"/>
         <w:rPr>
           <w:rFonts w:ascii="Times New Roman" w:hAnsi="Times New Roman" w:cs="Times New Roman"/>
@@ -383,7 +394,43 @@
           <w:sz w:val="28"/>
           <w:szCs w:val="28"/>
         </w:rPr>
-        <w:t>Как пользователь, я хочу синхронизировать календарь системы с внешними календарями (Google, Яндекс), чтобы иметь актуальное расписание в одном месте.</w:t>
+        <w:t xml:space="preserve">Как пользователь, я хочу импортировать события из моих внешних календарей (Google </w:t>
+      </w:r>
+      <w:proofErr w:type="spellStart"/>
+      <w:r>
+        <w:rPr>
+          <w:rFonts w:ascii="Times New Roman" w:hAnsi="Times New Roman" w:cs="Times New Roman"/>
+          <w:sz w:val="28"/>
+          <w:szCs w:val="28"/>
+        </w:rPr>
+        <w:t>Calendar</w:t>
+      </w:r>
+      <w:proofErr w:type="spellEnd"/>
+      <w:r>
+        <w:rPr>
+          <w:rFonts w:ascii="Times New Roman" w:hAnsi="Times New Roman" w:cs="Times New Roman"/>
+          <w:sz w:val="28"/>
+          <w:szCs w:val="28"/>
+        </w:rPr>
+        <w:t xml:space="preserve">, </w:t>
+      </w:r>
+      <w:proofErr w:type="spellStart"/>
+      <w:r>
+        <w:rPr>
+          <w:rFonts w:ascii="Times New Roman" w:hAnsi="Times New Roman" w:cs="Times New Roman"/>
+          <w:sz w:val="28"/>
+          <w:szCs w:val="28"/>
+        </w:rPr>
+        <w:t>Яндекс.Календарь</w:t>
+      </w:r>
+      <w:proofErr w:type="spellEnd"/>
+      <w:r>
+        <w:rPr>
+          <w:rFonts w:ascii="Times New Roman" w:hAnsi="Times New Roman" w:cs="Times New Roman"/>
+          <w:sz w:val="28"/>
+          <w:szCs w:val="28"/>
+        </w:rPr>
+        <w:t>) в календарь системы, чтобы видеть все свои встречи и мероприятия в едином интерфейсе без необходимости дублирования.</w:t>
       </w:r>
     </w:p>
     <w:p>
@@ -393,6 +440,8 @@
           <w:ilvl w:val="0"/>
           <w:numId w:val="1"/>
         </w:numPr>
+        <w:spacing w:after="0" w:line="360" w:lineRule="auto"/>
+        <w:ind w:left="0" w:firstLine="709"/>
         <w:jc w:val="both"/>
         <w:rPr>
           <w:rFonts w:ascii="Times New Roman" w:hAnsi="Times New Roman" w:cs="Times New Roman"/>
@@ -416,6 +465,8 @@
           <w:ilvl w:val="0"/>
           <w:numId w:val="1"/>
         </w:numPr>
+        <w:spacing w:after="0" w:line="360" w:lineRule="auto"/>
+        <w:ind w:left="0" w:firstLine="709"/>
         <w:jc w:val="both"/>
         <w:rPr>
           <w:rFonts w:ascii="Times New Roman" w:hAnsi="Times New Roman" w:cs="Times New Roman"/>
@@ -434,7 +485,7 @@
     </w:p>
     <w:p>
       <w:pPr>
-        <w:ind w:left="720"/>
+        <w:spacing w:after="0" w:line="360" w:lineRule="auto"/>
         <w:jc w:val="both"/>
         <w:rPr>
           <w:rFonts w:ascii="Times New Roman" w:hAnsi="Times New Roman" w:cs="Times New Roman"/>
@@ -445,7 +496,7 @@
     </w:p>
     <w:p>
       <w:pPr>
-        <w:ind w:left="720"/>
+        <w:spacing w:after="0" w:line="360" w:lineRule="auto"/>
         <w:jc w:val="both"/>
         <w:rPr>
           <w:rFonts w:ascii="Times New Roman" w:hAnsi="Times New Roman" w:cs="Times New Roman"/>
@@ -456,7 +507,128 @@
     </w:p>
     <w:p>
       <w:pPr>
-        <w:ind w:left="720"/>
+        <w:spacing w:after="0" w:line="360" w:lineRule="auto"/>
+        <w:jc w:val="both"/>
+        <w:rPr>
+          <w:rFonts w:ascii="Times New Roman" w:hAnsi="Times New Roman" w:cs="Times New Roman"/>
+          <w:sz w:val="28"/>
+          <w:szCs w:val="28"/>
+        </w:rPr>
+      </w:pPr>
+    </w:p>
+    <w:p>
+      <w:pPr>
+        <w:spacing w:after="0" w:line="360" w:lineRule="auto"/>
+        <w:jc w:val="both"/>
+        <w:rPr>
+          <w:rFonts w:ascii="Times New Roman" w:hAnsi="Times New Roman" w:cs="Times New Roman"/>
+          <w:sz w:val="28"/>
+          <w:szCs w:val="28"/>
+        </w:rPr>
+      </w:pPr>
+    </w:p>
+    <w:p>
+      <w:pPr>
+        <w:spacing w:after="0" w:line="360" w:lineRule="auto"/>
+        <w:jc w:val="both"/>
+        <w:rPr>
+          <w:rFonts w:ascii="Times New Roman" w:hAnsi="Times New Roman" w:cs="Times New Roman"/>
+          <w:sz w:val="28"/>
+          <w:szCs w:val="28"/>
+        </w:rPr>
+      </w:pPr>
+    </w:p>
+    <w:p>
+      <w:pPr>
+        <w:spacing w:after="0" w:line="360" w:lineRule="auto"/>
+        <w:jc w:val="both"/>
+        <w:rPr>
+          <w:rFonts w:ascii="Times New Roman" w:hAnsi="Times New Roman" w:cs="Times New Roman"/>
+          <w:sz w:val="28"/>
+          <w:szCs w:val="28"/>
+        </w:rPr>
+      </w:pPr>
+    </w:p>
+    <w:p>
+      <w:pPr>
+        <w:spacing w:after="0" w:line="360" w:lineRule="auto"/>
+        <w:jc w:val="both"/>
+        <w:rPr>
+          <w:rFonts w:ascii="Times New Roman" w:hAnsi="Times New Roman" w:cs="Times New Roman"/>
+          <w:sz w:val="28"/>
+          <w:szCs w:val="28"/>
+        </w:rPr>
+      </w:pPr>
+    </w:p>
+    <w:p>
+      <w:pPr>
+        <w:spacing w:after="0" w:line="360" w:lineRule="auto"/>
+        <w:jc w:val="both"/>
+        <w:rPr>
+          <w:rFonts w:ascii="Times New Roman" w:hAnsi="Times New Roman" w:cs="Times New Roman"/>
+          <w:sz w:val="28"/>
+          <w:szCs w:val="28"/>
+        </w:rPr>
+      </w:pPr>
+    </w:p>
+    <w:p>
+      <w:pPr>
+        <w:spacing w:after="0" w:line="360" w:lineRule="auto"/>
+        <w:jc w:val="both"/>
+        <w:rPr>
+          <w:rFonts w:ascii="Times New Roman" w:hAnsi="Times New Roman" w:cs="Times New Roman"/>
+          <w:sz w:val="28"/>
+          <w:szCs w:val="28"/>
+        </w:rPr>
+      </w:pPr>
+    </w:p>
+    <w:p>
+      <w:pPr>
+        <w:spacing w:after="0" w:line="360" w:lineRule="auto"/>
+        <w:jc w:val="both"/>
+        <w:rPr>
+          <w:rFonts w:ascii="Times New Roman" w:hAnsi="Times New Roman" w:cs="Times New Roman"/>
+          <w:sz w:val="28"/>
+          <w:szCs w:val="28"/>
+        </w:rPr>
+      </w:pPr>
+    </w:p>
+    <w:p>
+      <w:pPr>
+        <w:spacing w:after="0" w:line="360" w:lineRule="auto"/>
+        <w:jc w:val="both"/>
+        <w:rPr>
+          <w:rFonts w:ascii="Times New Roman" w:hAnsi="Times New Roman" w:cs="Times New Roman"/>
+          <w:sz w:val="28"/>
+          <w:szCs w:val="28"/>
+        </w:rPr>
+      </w:pPr>
+    </w:p>
+    <w:p>
+      <w:pPr>
+        <w:spacing w:after="0" w:line="360" w:lineRule="auto"/>
+        <w:jc w:val="both"/>
+        <w:rPr>
+          <w:rFonts w:ascii="Times New Roman" w:hAnsi="Times New Roman" w:cs="Times New Roman"/>
+          <w:sz w:val="28"/>
+          <w:szCs w:val="28"/>
+        </w:rPr>
+      </w:pPr>
+    </w:p>
+    <w:p>
+      <w:pPr>
+        <w:spacing w:after="0" w:line="360" w:lineRule="auto"/>
+        <w:jc w:val="both"/>
+        <w:rPr>
+          <w:rFonts w:ascii="Times New Roman" w:hAnsi="Times New Roman" w:cs="Times New Roman"/>
+          <w:sz w:val="28"/>
+          <w:szCs w:val="28"/>
+        </w:rPr>
+      </w:pPr>
+    </w:p>
+    <w:p>
+      <w:pPr>
+        <w:spacing w:after="0" w:line="360" w:lineRule="auto"/>
         <w:jc w:val="both"/>
         <w:rPr>
           <w:rFonts w:ascii="Times New Roman" w:hAnsi="Times New Roman" w:cs="Times New Roman"/>
@@ -508,913 +680,115 @@
         <w:t>:</w:t>
       </w:r>
     </w:p>
-    <w:tbl>
-      <w:tblPr>
-        <w:tblStyle w:val="a4"/>
-        <w:tblW w:w="0" w:type="auto"/>
-        <w:tblLook w:val="04A0" w:firstRow="1" w:lastRow="0" w:firstColumn="1" w:lastColumn="0" w:noHBand="0" w:noVBand="1"/>
-      </w:tblPr>
-      <w:tblGrid>
-        <w:gridCol w:w="2560"/>
-        <w:gridCol w:w="3342"/>
-        <w:gridCol w:w="3443"/>
-      </w:tblGrid>
-      <w:tr>
-        <w:tc>
-          <w:tcPr>
-            <w:tcW w:w="2560" w:type="dxa"/>
-          </w:tcPr>
-          <w:p>
-            <w:pPr>
-              <w:rPr>
-                <w:rFonts w:ascii="Times New Roman" w:hAnsi="Times New Roman" w:cs="Times New Roman"/>
-              </w:rPr>
-            </w:pPr>
-            <w:r>
-              <w:rPr>
-                <w:rFonts w:ascii="Times New Roman" w:hAnsi="Times New Roman" w:cs="Times New Roman"/>
-              </w:rPr>
-              <w:t>Процесс</w:t>
-            </w:r>
-          </w:p>
-        </w:tc>
-        <w:tc>
-          <w:tcPr>
-            <w:tcW w:w="3342" w:type="dxa"/>
-          </w:tcPr>
-          <w:p>
-            <w:pPr>
-              <w:rPr>
-                <w:rFonts w:ascii="Times New Roman" w:hAnsi="Times New Roman" w:cs="Times New Roman"/>
-              </w:rPr>
-            </w:pPr>
-            <w:r>
-              <w:rPr>
-                <w:rFonts w:ascii="Times New Roman" w:hAnsi="Times New Roman" w:cs="Times New Roman"/>
-              </w:rPr>
-              <w:t>Пользователь</w:t>
-            </w:r>
-          </w:p>
-        </w:tc>
-        <w:tc>
-          <w:tcPr>
-            <w:tcW w:w="3443" w:type="dxa"/>
-          </w:tcPr>
-          <w:p>
-            <w:pPr>
-              <w:rPr>
-                <w:rFonts w:ascii="Times New Roman" w:hAnsi="Times New Roman" w:cs="Times New Roman"/>
-              </w:rPr>
-            </w:pPr>
-            <w:r>
-              <w:rPr>
-                <w:rFonts w:ascii="Times New Roman" w:hAnsi="Times New Roman" w:cs="Times New Roman"/>
-              </w:rPr>
-              <w:t>Система</w:t>
-            </w:r>
-          </w:p>
-        </w:tc>
-      </w:tr>
-      <w:tr>
-        <w:tc>
-          <w:tcPr>
-            <w:tcW w:w="2560" w:type="dxa"/>
-          </w:tcPr>
-          <w:p>
-            <w:pPr>
-              <w:rPr>
-                <w:rFonts w:ascii="Times New Roman" w:hAnsi="Times New Roman" w:cs="Times New Roman"/>
-              </w:rPr>
-            </w:pPr>
-            <w:r>
-              <w:rPr>
-                <w:rFonts w:ascii="Times New Roman" w:hAnsi="Times New Roman" w:cs="Times New Roman"/>
-              </w:rPr>
-              <w:t>Работа с дашбордом</w:t>
-            </w:r>
-          </w:p>
-        </w:tc>
-        <w:tc>
-          <w:tcPr>
-            <w:tcW w:w="3342" w:type="dxa"/>
-          </w:tcPr>
-          <w:p>
-            <w:pPr>
-              <w:rPr>
-                <w:rFonts w:ascii="Times New Roman" w:hAnsi="Times New Roman" w:cs="Times New Roman"/>
-              </w:rPr>
-            </w:pPr>
-            <w:r>
-              <w:rPr>
-                <w:rFonts w:ascii="Times New Roman" w:hAnsi="Times New Roman" w:cs="Times New Roman"/>
-              </w:rPr>
-              <w:t>Отк</w:t>
-            </w:r>
-            <w:r>
-              <w:rPr>
-                <w:rFonts w:ascii="Times New Roman" w:hAnsi="Times New Roman" w:cs="Times New Roman"/>
-              </w:rPr>
-              <w:t>рывает главный экран системы</w:t>
-            </w:r>
-            <w:r>
-              <w:rPr>
-                <w:rFonts w:ascii="Times New Roman" w:hAnsi="Times New Roman" w:cs="Times New Roman"/>
-              </w:rPr>
-              <w:t xml:space="preserve"> после авторизации</w:t>
-            </w:r>
-          </w:p>
-        </w:tc>
-        <w:tc>
-          <w:tcPr>
-            <w:tcW w:w="3443" w:type="dxa"/>
-          </w:tcPr>
-          <w:p>
-            <w:pPr>
-              <w:pStyle w:val="a3"/>
-              <w:numPr>
-                <w:ilvl w:val="0"/>
-                <w:numId w:val="4"/>
-              </w:numPr>
-              <w:tabs>
-                <w:tab w:val="clear" w:pos="720"/>
-                <w:tab w:val="num" w:pos="360"/>
-              </w:tabs>
-              <w:ind w:left="174" w:hanging="174"/>
-              <w:rPr>
-                <w:rFonts w:ascii="Times New Roman" w:hAnsi="Times New Roman" w:cs="Times New Roman"/>
-              </w:rPr>
-            </w:pPr>
-            <w:r>
-              <w:rPr>
-                <w:rFonts w:ascii="Times New Roman" w:hAnsi="Times New Roman" w:cs="Times New Roman"/>
-              </w:rPr>
-              <w:t>Отображает виджеты:</w:t>
-            </w:r>
-          </w:p>
-          <w:p>
-            <w:pPr>
-              <w:pStyle w:val="a3"/>
-              <w:ind w:left="174"/>
-              <w:rPr>
-                <w:rFonts w:ascii="Times New Roman" w:hAnsi="Times New Roman" w:cs="Times New Roman"/>
-              </w:rPr>
-            </w:pPr>
-            <w:r>
-              <w:rPr>
-                <w:rFonts w:ascii="Times New Roman" w:hAnsi="Times New Roman" w:cs="Times New Roman"/>
-              </w:rPr>
-              <w:t>- текущие задачи</w:t>
-            </w:r>
-          </w:p>
-          <w:p>
-            <w:pPr>
-              <w:pStyle w:val="a3"/>
-              <w:ind w:left="174"/>
-              <w:rPr>
-                <w:rFonts w:ascii="Times New Roman" w:hAnsi="Times New Roman" w:cs="Times New Roman"/>
-              </w:rPr>
-            </w:pPr>
-            <w:r>
-              <w:rPr>
-                <w:rFonts w:ascii="Times New Roman" w:hAnsi="Times New Roman" w:cs="Times New Roman"/>
-              </w:rPr>
-              <w:t>- предстоящие события</w:t>
-            </w:r>
-          </w:p>
-          <w:p>
-            <w:pPr>
-              <w:pStyle w:val="a3"/>
-              <w:ind w:left="174"/>
-              <w:rPr>
-                <w:rFonts w:ascii="Times New Roman" w:hAnsi="Times New Roman" w:cs="Times New Roman"/>
-              </w:rPr>
-            </w:pPr>
-            <w:r>
-              <w:rPr>
-                <w:rFonts w:ascii="Times New Roman" w:hAnsi="Times New Roman" w:cs="Times New Roman"/>
-              </w:rPr>
-              <w:t>- прогресс по проектам</w:t>
-            </w:r>
-            <w:r>
-              <w:rPr>
-                <w:rFonts w:ascii="Times New Roman" w:hAnsi="Times New Roman" w:cs="Times New Roman"/>
-              </w:rPr>
-              <w:br/>
-              <w:t>- последние заметки</w:t>
-            </w:r>
-          </w:p>
-          <w:p>
-            <w:pPr>
-              <w:pStyle w:val="a3"/>
-              <w:numPr>
-                <w:ilvl w:val="0"/>
-                <w:numId w:val="4"/>
-              </w:numPr>
-              <w:tabs>
-                <w:tab w:val="clear" w:pos="720"/>
-                <w:tab w:val="num" w:pos="360"/>
-              </w:tabs>
-              <w:ind w:left="174" w:hanging="174"/>
-              <w:rPr>
-                <w:rFonts w:ascii="Times New Roman" w:hAnsi="Times New Roman" w:cs="Times New Roman"/>
-              </w:rPr>
-            </w:pPr>
-            <w:r>
-              <w:rPr>
-                <w:rFonts w:ascii="Times New Roman" w:hAnsi="Times New Roman" w:cs="Times New Roman"/>
-              </w:rPr>
-              <w:t>Показывает общую статистику</w:t>
-            </w:r>
-          </w:p>
-        </w:tc>
-      </w:tr>
-      <w:tr>
-        <w:tc>
-          <w:tcPr>
-            <w:tcW w:w="2560" w:type="dxa"/>
-          </w:tcPr>
-          <w:p>
-            <w:pPr>
-              <w:rPr>
-                <w:rFonts w:ascii="Times New Roman" w:hAnsi="Times New Roman" w:cs="Times New Roman"/>
-              </w:rPr>
-            </w:pPr>
-            <w:r>
-              <w:rPr>
-                <w:rFonts w:ascii="Times New Roman" w:hAnsi="Times New Roman" w:cs="Times New Roman"/>
-              </w:rPr>
-              <w:t>Создание задачи</w:t>
-            </w:r>
-          </w:p>
-        </w:tc>
-        <w:tc>
-          <w:tcPr>
-            <w:tcW w:w="3342" w:type="dxa"/>
-          </w:tcPr>
-          <w:p>
-            <w:pPr>
-              <w:pStyle w:val="a3"/>
-              <w:numPr>
-                <w:ilvl w:val="0"/>
-                <w:numId w:val="5"/>
-              </w:numPr>
-              <w:tabs>
-                <w:tab w:val="clear" w:pos="720"/>
-              </w:tabs>
-              <w:ind w:left="176" w:hanging="176"/>
-              <w:rPr>
-                <w:rFonts w:ascii="Times New Roman" w:hAnsi="Times New Roman" w:cs="Times New Roman"/>
-              </w:rPr>
-            </w:pPr>
-            <w:r>
-              <w:rPr>
-                <w:rFonts w:ascii="Times New Roman" w:hAnsi="Times New Roman" w:cs="Times New Roman"/>
-              </w:rPr>
-              <w:t>Переходит в раздел «Задачи»</w:t>
-            </w:r>
-          </w:p>
-          <w:p>
-            <w:pPr>
-              <w:pStyle w:val="a3"/>
-              <w:numPr>
-                <w:ilvl w:val="0"/>
-                <w:numId w:val="5"/>
-              </w:numPr>
-              <w:tabs>
-                <w:tab w:val="clear" w:pos="720"/>
-              </w:tabs>
-              <w:ind w:left="176" w:hanging="176"/>
-              <w:rPr>
-                <w:rFonts w:ascii="Times New Roman" w:hAnsi="Times New Roman" w:cs="Times New Roman"/>
-              </w:rPr>
-            </w:pPr>
-            <w:r>
-              <w:rPr>
-                <w:rFonts w:ascii="Times New Roman" w:hAnsi="Times New Roman" w:cs="Times New Roman"/>
-              </w:rPr>
-              <w:t xml:space="preserve">Нажимает </w:t>
-            </w:r>
-            <w:r>
-              <w:rPr>
-                <w:rFonts w:ascii="Times New Roman" w:hAnsi="Times New Roman" w:cs="Times New Roman"/>
-              </w:rPr>
-              <w:t>«Новая задача»</w:t>
-            </w:r>
-          </w:p>
-          <w:p>
-            <w:pPr>
-              <w:pStyle w:val="a3"/>
-              <w:numPr>
-                <w:ilvl w:val="0"/>
-                <w:numId w:val="5"/>
-              </w:numPr>
-              <w:tabs>
-                <w:tab w:val="clear" w:pos="720"/>
-              </w:tabs>
-              <w:ind w:left="176" w:hanging="176"/>
-              <w:rPr>
-                <w:rFonts w:ascii="Times New Roman" w:hAnsi="Times New Roman" w:cs="Times New Roman"/>
-              </w:rPr>
-            </w:pPr>
-            <w:r>
-              <w:rPr>
-                <w:rFonts w:ascii="Times New Roman" w:hAnsi="Times New Roman" w:cs="Times New Roman"/>
-              </w:rPr>
-              <w:t>Заполняет данные: название, описание, приоритет, дедлайн</w:t>
-            </w:r>
-          </w:p>
-          <w:p>
-            <w:pPr>
-              <w:pStyle w:val="a3"/>
-              <w:numPr>
-                <w:ilvl w:val="0"/>
-                <w:numId w:val="5"/>
-              </w:numPr>
-              <w:tabs>
-                <w:tab w:val="clear" w:pos="720"/>
-              </w:tabs>
-              <w:ind w:left="176" w:hanging="176"/>
-              <w:rPr>
-                <w:rFonts w:ascii="Times New Roman" w:hAnsi="Times New Roman" w:cs="Times New Roman"/>
-              </w:rPr>
-            </w:pPr>
-            <w:r>
-              <w:rPr>
-                <w:rFonts w:ascii="Times New Roman" w:hAnsi="Times New Roman" w:cs="Times New Roman"/>
-              </w:rPr>
-              <w:t>Добавляет подзадачи при необходимости</w:t>
-            </w:r>
-          </w:p>
-          <w:p>
-            <w:pPr>
-              <w:pStyle w:val="a3"/>
-              <w:numPr>
-                <w:ilvl w:val="0"/>
-                <w:numId w:val="5"/>
-              </w:numPr>
-              <w:tabs>
-                <w:tab w:val="clear" w:pos="720"/>
-              </w:tabs>
-              <w:ind w:left="176" w:hanging="176"/>
-              <w:rPr>
-                <w:rFonts w:ascii="Times New Roman" w:hAnsi="Times New Roman" w:cs="Times New Roman"/>
-              </w:rPr>
-            </w:pPr>
-            <w:r>
-              <w:rPr>
-                <w:rFonts w:ascii="Times New Roman" w:hAnsi="Times New Roman" w:cs="Times New Roman"/>
-              </w:rPr>
-              <w:t>Нажимает «Сохранить»</w:t>
-            </w:r>
-          </w:p>
-        </w:tc>
-        <w:tc>
-          <w:tcPr>
-            <w:tcW w:w="3443" w:type="dxa"/>
-          </w:tcPr>
-          <w:p>
-            <w:pPr>
-              <w:pStyle w:val="a3"/>
-              <w:numPr>
-                <w:ilvl w:val="0"/>
-                <w:numId w:val="6"/>
-              </w:numPr>
-              <w:tabs>
-                <w:tab w:val="clear" w:pos="720"/>
-              </w:tabs>
-              <w:ind w:left="174" w:hanging="174"/>
-              <w:rPr>
-                <w:rFonts w:ascii="Times New Roman" w:hAnsi="Times New Roman" w:cs="Times New Roman"/>
-              </w:rPr>
-            </w:pPr>
-            <w:r>
-              <w:rPr>
-                <w:rFonts w:ascii="Times New Roman" w:hAnsi="Times New Roman" w:cs="Times New Roman"/>
-              </w:rPr>
-              <w:t>Отображает интерфейс создания задачи</w:t>
-            </w:r>
-          </w:p>
-          <w:p>
-            <w:pPr>
-              <w:pStyle w:val="a3"/>
-              <w:numPr>
-                <w:ilvl w:val="0"/>
-                <w:numId w:val="6"/>
-              </w:numPr>
-              <w:tabs>
-                <w:tab w:val="clear" w:pos="720"/>
-              </w:tabs>
-              <w:ind w:left="174" w:hanging="174"/>
-              <w:rPr>
-                <w:rFonts w:ascii="Times New Roman" w:hAnsi="Times New Roman" w:cs="Times New Roman"/>
-              </w:rPr>
-            </w:pPr>
-            <w:r>
-              <w:rPr>
-                <w:rFonts w:ascii="Times New Roman" w:hAnsi="Times New Roman" w:cs="Times New Roman"/>
-              </w:rPr>
-              <w:t>Сохраняет задачу в БД</w:t>
-            </w:r>
-          </w:p>
-          <w:p>
-            <w:pPr>
-              <w:pStyle w:val="a3"/>
-              <w:numPr>
-                <w:ilvl w:val="0"/>
-                <w:numId w:val="6"/>
-              </w:numPr>
-              <w:tabs>
-                <w:tab w:val="clear" w:pos="720"/>
-              </w:tabs>
-              <w:ind w:left="174" w:hanging="174"/>
-              <w:rPr>
-                <w:rFonts w:ascii="Times New Roman" w:hAnsi="Times New Roman" w:cs="Times New Roman"/>
-              </w:rPr>
-            </w:pPr>
-            <w:r>
-              <w:rPr>
-                <w:rFonts w:ascii="Times New Roman" w:hAnsi="Times New Roman" w:cs="Times New Roman"/>
-              </w:rPr>
-              <w:t>Обновляет списки задач</w:t>
-            </w:r>
-          </w:p>
-          <w:p>
-            <w:pPr>
-              <w:pStyle w:val="a3"/>
-              <w:numPr>
-                <w:ilvl w:val="0"/>
-                <w:numId w:val="6"/>
-              </w:numPr>
-              <w:tabs>
-                <w:tab w:val="clear" w:pos="720"/>
-              </w:tabs>
-              <w:ind w:left="174" w:hanging="174"/>
-              <w:rPr>
-                <w:rFonts w:ascii="Times New Roman" w:hAnsi="Times New Roman" w:cs="Times New Roman"/>
-              </w:rPr>
-            </w:pPr>
-            <w:r>
-              <w:rPr>
-                <w:rFonts w:ascii="Times New Roman" w:hAnsi="Times New Roman" w:cs="Times New Roman"/>
-              </w:rPr>
-              <w:t>Синхронизирует с календарем при наличии даты выполнения</w:t>
-            </w:r>
-          </w:p>
-        </w:tc>
-      </w:tr>
-      <w:tr>
-        <w:tc>
-          <w:tcPr>
-            <w:tcW w:w="2560" w:type="dxa"/>
-          </w:tcPr>
-          <w:p>
-            <w:pPr>
-              <w:rPr>
-                <w:rFonts w:ascii="Times New Roman" w:hAnsi="Times New Roman" w:cs="Times New Roman"/>
-              </w:rPr>
-            </w:pPr>
-            <w:r>
-              <w:rPr>
-                <w:rFonts w:ascii="Times New Roman" w:hAnsi="Times New Roman" w:cs="Times New Roman"/>
-              </w:rPr>
-              <w:t>Работа с календарем</w:t>
-            </w:r>
-          </w:p>
-        </w:tc>
-        <w:tc>
-          <w:tcPr>
-            <w:tcW w:w="3342" w:type="dxa"/>
-          </w:tcPr>
-          <w:p>
-            <w:pPr>
-              <w:pStyle w:val="a3"/>
-              <w:numPr>
-                <w:ilvl w:val="0"/>
-                <w:numId w:val="7"/>
-              </w:numPr>
-              <w:ind w:left="176" w:hanging="176"/>
-              <w:rPr>
-                <w:rFonts w:ascii="Times New Roman" w:hAnsi="Times New Roman" w:cs="Times New Roman"/>
-              </w:rPr>
-            </w:pPr>
-            <w:r>
-              <w:rPr>
-                <w:rFonts w:ascii="Times New Roman" w:hAnsi="Times New Roman" w:cs="Times New Roman"/>
-              </w:rPr>
-              <w:t>Открывает раздел «Календарь»</w:t>
-            </w:r>
-          </w:p>
-          <w:p>
-            <w:pPr>
-              <w:pStyle w:val="a3"/>
-              <w:numPr>
-                <w:ilvl w:val="0"/>
-                <w:numId w:val="7"/>
-              </w:numPr>
-              <w:ind w:left="176" w:hanging="176"/>
-              <w:rPr>
-                <w:rFonts w:ascii="Times New Roman" w:hAnsi="Times New Roman" w:cs="Times New Roman"/>
-              </w:rPr>
-            </w:pPr>
-            <w:r>
-              <w:rPr>
-                <w:rFonts w:ascii="Times New Roman" w:hAnsi="Times New Roman" w:cs="Times New Roman"/>
-              </w:rPr>
-              <w:t>Выбирает дату и создает событие</w:t>
-            </w:r>
-          </w:p>
-          <w:p>
-            <w:pPr>
-              <w:pStyle w:val="a3"/>
-              <w:numPr>
-                <w:ilvl w:val="0"/>
-                <w:numId w:val="7"/>
-              </w:numPr>
-              <w:ind w:left="176" w:hanging="176"/>
-              <w:rPr>
-                <w:rFonts w:ascii="Times New Roman" w:hAnsi="Times New Roman" w:cs="Times New Roman"/>
-              </w:rPr>
-            </w:pPr>
-            <w:r>
-              <w:rPr>
-                <w:rFonts w:ascii="Times New Roman" w:hAnsi="Times New Roman" w:cs="Times New Roman"/>
-              </w:rPr>
-              <w:t>Привязывает существующую задачу к событию</w:t>
-            </w:r>
-          </w:p>
-        </w:tc>
-        <w:tc>
-          <w:tcPr>
-            <w:tcW w:w="3443" w:type="dxa"/>
-          </w:tcPr>
-          <w:p>
-            <w:pPr>
-              <w:rPr>
-                <w:rFonts w:ascii="Times New Roman" w:hAnsi="Times New Roman" w:cs="Times New Roman"/>
-              </w:rPr>
-            </w:pPr>
-            <w:r>
-              <w:rPr>
-                <w:rFonts w:ascii="Times New Roman" w:hAnsi="Times New Roman" w:cs="Times New Roman"/>
-              </w:rPr>
-              <w:t>1.Отображает события и задачи на временной шкале</w:t>
-            </w:r>
-          </w:p>
-          <w:p>
-            <w:pPr>
-              <w:rPr>
-                <w:rFonts w:ascii="Times New Roman" w:hAnsi="Times New Roman" w:cs="Times New Roman"/>
-              </w:rPr>
-            </w:pPr>
-            <w:r>
-              <w:rPr>
-                <w:rFonts w:ascii="Times New Roman" w:hAnsi="Times New Roman" w:cs="Times New Roman"/>
-              </w:rPr>
-              <w:t>2.Сохраняет новое событие</w:t>
-            </w:r>
-          </w:p>
-          <w:p>
-            <w:pPr>
-              <w:rPr>
-                <w:rFonts w:ascii="Times New Roman" w:hAnsi="Times New Roman" w:cs="Times New Roman"/>
-              </w:rPr>
-            </w:pPr>
-            <w:r>
-              <w:rPr>
-                <w:rFonts w:ascii="Times New Roman" w:hAnsi="Times New Roman" w:cs="Times New Roman"/>
-              </w:rPr>
-              <w:t>3.Формирует тепловую карту занятости</w:t>
-            </w:r>
-          </w:p>
-          <w:p>
-            <w:pPr>
-              <w:rPr>
-                <w:rFonts w:ascii="Times New Roman" w:hAnsi="Times New Roman" w:cs="Times New Roman"/>
-              </w:rPr>
-            </w:pPr>
-            <w:r>
-              <w:rPr>
-                <w:rFonts w:ascii="Times New Roman" w:hAnsi="Times New Roman" w:cs="Times New Roman"/>
-              </w:rPr>
-              <w:t>4.Синхронизирует с внешними календарями</w:t>
-            </w:r>
-          </w:p>
-        </w:tc>
-      </w:tr>
-      <w:tr>
-        <w:tc>
-          <w:tcPr>
-            <w:tcW w:w="2560" w:type="dxa"/>
-          </w:tcPr>
-          <w:p>
-            <w:pPr>
-              <w:rPr>
-                <w:rFonts w:ascii="Times New Roman" w:hAnsi="Times New Roman" w:cs="Times New Roman"/>
-              </w:rPr>
-            </w:pPr>
-            <w:r>
-              <w:rPr>
-                <w:rFonts w:ascii="Times New Roman" w:hAnsi="Times New Roman" w:cs="Times New Roman"/>
-              </w:rPr>
-              <w:t>Создание заметки</w:t>
-            </w:r>
-          </w:p>
-        </w:tc>
-        <w:tc>
-          <w:tcPr>
-            <w:tcW w:w="3342" w:type="dxa"/>
-          </w:tcPr>
-          <w:p>
-            <w:pPr>
-              <w:pStyle w:val="a3"/>
-              <w:numPr>
-                <w:ilvl w:val="0"/>
-                <w:numId w:val="9"/>
-              </w:numPr>
-              <w:ind w:left="176" w:hanging="176"/>
-              <w:rPr>
-                <w:rFonts w:ascii="Times New Roman" w:hAnsi="Times New Roman" w:cs="Times New Roman"/>
-              </w:rPr>
-            </w:pPr>
-            <w:r>
-              <w:rPr>
-                <w:rFonts w:ascii="Times New Roman" w:hAnsi="Times New Roman" w:cs="Times New Roman"/>
-              </w:rPr>
-              <w:t>Открывает раздел «Заметки»</w:t>
-            </w:r>
-          </w:p>
-          <w:p>
-            <w:pPr>
-              <w:pStyle w:val="a3"/>
-              <w:numPr>
-                <w:ilvl w:val="0"/>
-                <w:numId w:val="9"/>
-              </w:numPr>
-              <w:ind w:left="176" w:hanging="176"/>
-              <w:rPr>
-                <w:rFonts w:ascii="Times New Roman" w:hAnsi="Times New Roman" w:cs="Times New Roman"/>
-              </w:rPr>
-            </w:pPr>
-            <w:r>
-              <w:rPr>
-                <w:rFonts w:ascii="Times New Roman" w:hAnsi="Times New Roman" w:cs="Times New Roman"/>
-              </w:rPr>
-              <w:t>Выбирает шаблон заметки</w:t>
-            </w:r>
-          </w:p>
-          <w:p>
-            <w:pPr>
-              <w:pStyle w:val="a3"/>
-              <w:numPr>
-                <w:ilvl w:val="0"/>
-                <w:numId w:val="9"/>
-              </w:numPr>
-              <w:ind w:left="176" w:hanging="176"/>
-              <w:rPr>
-                <w:rFonts w:ascii="Times New Roman" w:hAnsi="Times New Roman" w:cs="Times New Roman"/>
-              </w:rPr>
-            </w:pPr>
-            <w:r>
-              <w:rPr>
-                <w:rFonts w:ascii="Times New Roman" w:hAnsi="Times New Roman" w:cs="Times New Roman"/>
-              </w:rPr>
-              <w:t>Заполняет содержание</w:t>
-            </w:r>
-          </w:p>
-          <w:p>
-            <w:pPr>
-              <w:pStyle w:val="a3"/>
-              <w:numPr>
-                <w:ilvl w:val="0"/>
-                <w:numId w:val="9"/>
-              </w:numPr>
-              <w:ind w:left="176" w:hanging="176"/>
-              <w:rPr>
-                <w:rFonts w:ascii="Times New Roman" w:hAnsi="Times New Roman" w:cs="Times New Roman"/>
-              </w:rPr>
-            </w:pPr>
-            <w:r>
-              <w:rPr>
-                <w:rFonts w:ascii="Times New Roman" w:hAnsi="Times New Roman" w:cs="Times New Roman"/>
-              </w:rPr>
-              <w:t>Прикрепляет файлы</w:t>
-            </w:r>
-          </w:p>
-          <w:p>
-            <w:pPr>
-              <w:pStyle w:val="a3"/>
-              <w:numPr>
-                <w:ilvl w:val="0"/>
-                <w:numId w:val="9"/>
-              </w:numPr>
-              <w:ind w:left="176" w:hanging="176"/>
-              <w:rPr>
-                <w:rFonts w:ascii="Times New Roman" w:hAnsi="Times New Roman" w:cs="Times New Roman"/>
-              </w:rPr>
-            </w:pPr>
-            <w:r>
-              <w:rPr>
-                <w:rFonts w:ascii="Times New Roman" w:hAnsi="Times New Roman" w:cs="Times New Roman"/>
-              </w:rPr>
-              <w:t>Добавляет теги</w:t>
-            </w:r>
-          </w:p>
-        </w:tc>
-        <w:tc>
-          <w:tcPr>
-            <w:tcW w:w="3443" w:type="dxa"/>
-          </w:tcPr>
-          <w:p>
-            <w:pPr>
-              <w:pStyle w:val="a3"/>
-              <w:numPr>
-                <w:ilvl w:val="0"/>
-                <w:numId w:val="8"/>
-              </w:numPr>
-              <w:ind w:left="174" w:hanging="174"/>
-              <w:rPr>
-                <w:rFonts w:ascii="Times New Roman" w:hAnsi="Times New Roman" w:cs="Times New Roman"/>
-              </w:rPr>
-            </w:pPr>
-            <w:r>
-              <w:rPr>
-                <w:rFonts w:ascii="Times New Roman" w:hAnsi="Times New Roman" w:cs="Times New Roman"/>
-              </w:rPr>
-              <w:t>Предлагает выбор шаблона</w:t>
-            </w:r>
-          </w:p>
-          <w:p>
-            <w:pPr>
-              <w:pStyle w:val="a3"/>
-              <w:numPr>
-                <w:ilvl w:val="0"/>
-                <w:numId w:val="8"/>
-              </w:numPr>
-              <w:ind w:left="174" w:hanging="174"/>
-              <w:rPr>
-                <w:rFonts w:ascii="Times New Roman" w:hAnsi="Times New Roman" w:cs="Times New Roman"/>
-              </w:rPr>
-            </w:pPr>
-            <w:r>
-              <w:rPr>
-                <w:rFonts w:ascii="Times New Roman" w:hAnsi="Times New Roman" w:cs="Times New Roman"/>
-              </w:rPr>
-              <w:t>Открывает редактор заметки</w:t>
-            </w:r>
-          </w:p>
-          <w:p>
-            <w:pPr>
-              <w:pStyle w:val="a3"/>
-              <w:numPr>
-                <w:ilvl w:val="0"/>
-                <w:numId w:val="8"/>
-              </w:numPr>
-              <w:ind w:left="174" w:hanging="174"/>
-              <w:rPr>
-                <w:rFonts w:ascii="Times New Roman" w:hAnsi="Times New Roman" w:cs="Times New Roman"/>
-              </w:rPr>
-            </w:pPr>
-            <w:r>
-              <w:rPr>
-                <w:rFonts w:ascii="Times New Roman" w:hAnsi="Times New Roman" w:cs="Times New Roman"/>
-              </w:rPr>
-              <w:t>Сохраняет заметку</w:t>
-            </w:r>
-          </w:p>
-          <w:p>
-            <w:pPr>
-              <w:pStyle w:val="a3"/>
-              <w:numPr>
-                <w:ilvl w:val="0"/>
-                <w:numId w:val="8"/>
-              </w:numPr>
-              <w:ind w:left="174" w:hanging="174"/>
-              <w:rPr>
-                <w:rFonts w:ascii="Times New Roman" w:hAnsi="Times New Roman" w:cs="Times New Roman"/>
-              </w:rPr>
-            </w:pPr>
-            <w:r>
-              <w:rPr>
-                <w:rFonts w:ascii="Times New Roman" w:hAnsi="Times New Roman" w:cs="Times New Roman"/>
-              </w:rPr>
-              <w:t>Обновляет статистику по заметкам(слова, теги)</w:t>
-            </w:r>
-            <w:r>
-              <w:rPr>
-                <w:rFonts w:ascii="Times New Roman" w:hAnsi="Times New Roman" w:cs="Times New Roman"/>
-              </w:rPr>
-              <w:t xml:space="preserve"> </w:t>
-            </w:r>
-          </w:p>
-        </w:tc>
-      </w:tr>
-      <w:tr>
-        <w:tc>
-          <w:tcPr>
-            <w:tcW w:w="2560" w:type="dxa"/>
-          </w:tcPr>
-          <w:p>
-            <w:pPr>
-              <w:rPr>
-                <w:rFonts w:ascii="Times New Roman" w:hAnsi="Times New Roman" w:cs="Times New Roman"/>
-              </w:rPr>
-            </w:pPr>
-            <w:r>
-              <w:rPr>
-                <w:rFonts w:ascii="Times New Roman" w:hAnsi="Times New Roman" w:cs="Times New Roman"/>
-              </w:rPr>
-              <w:t>Сквозной поиск</w:t>
-            </w:r>
-          </w:p>
-        </w:tc>
-        <w:tc>
-          <w:tcPr>
-            <w:tcW w:w="3342" w:type="dxa"/>
-          </w:tcPr>
-          <w:p>
-            <w:pPr>
-              <w:pStyle w:val="a3"/>
-              <w:numPr>
-                <w:ilvl w:val="0"/>
-                <w:numId w:val="10"/>
-              </w:numPr>
-              <w:ind w:left="176" w:hanging="176"/>
-              <w:rPr>
-                <w:rFonts w:ascii="Times New Roman" w:hAnsi="Times New Roman" w:cs="Times New Roman"/>
-              </w:rPr>
-            </w:pPr>
-            <w:r>
-              <w:rPr>
-                <w:rFonts w:ascii="Times New Roman" w:hAnsi="Times New Roman" w:cs="Times New Roman"/>
-              </w:rPr>
-              <w:t>Вводит запрос в поисковую строку</w:t>
-            </w:r>
-          </w:p>
-          <w:p>
-            <w:pPr>
-              <w:pStyle w:val="a3"/>
-              <w:numPr>
-                <w:ilvl w:val="0"/>
-                <w:numId w:val="10"/>
-              </w:numPr>
-              <w:ind w:left="176" w:hanging="176"/>
-              <w:rPr>
-                <w:rFonts w:ascii="Times New Roman" w:hAnsi="Times New Roman" w:cs="Times New Roman"/>
-              </w:rPr>
-            </w:pPr>
-            <w:r>
-              <w:rPr>
-                <w:rFonts w:ascii="Times New Roman" w:hAnsi="Times New Roman" w:cs="Times New Roman"/>
-              </w:rPr>
-              <w:t>Использует фильтры по типу контента и тегам</w:t>
-            </w:r>
-          </w:p>
-        </w:tc>
-        <w:tc>
-          <w:tcPr>
-            <w:tcW w:w="3443" w:type="dxa"/>
-          </w:tcPr>
-          <w:p>
-            <w:pPr>
-              <w:pStyle w:val="a3"/>
-              <w:numPr>
-                <w:ilvl w:val="0"/>
-                <w:numId w:val="11"/>
-              </w:numPr>
-              <w:ind w:left="174" w:hanging="174"/>
-              <w:rPr>
-                <w:rFonts w:ascii="Times New Roman" w:hAnsi="Times New Roman" w:cs="Times New Roman"/>
-              </w:rPr>
-            </w:pPr>
-            <w:r>
-              <w:rPr>
-                <w:rFonts w:ascii="Times New Roman" w:hAnsi="Times New Roman" w:cs="Times New Roman"/>
-              </w:rPr>
-              <w:t>Ищет совпадения во всех модулях системы</w:t>
-            </w:r>
-          </w:p>
-          <w:p>
-            <w:pPr>
-              <w:pStyle w:val="a3"/>
-              <w:numPr>
-                <w:ilvl w:val="0"/>
-                <w:numId w:val="11"/>
-              </w:numPr>
-              <w:ind w:left="174" w:hanging="174"/>
-              <w:rPr>
-                <w:rFonts w:ascii="Times New Roman" w:hAnsi="Times New Roman" w:cs="Times New Roman"/>
-              </w:rPr>
-            </w:pPr>
-            <w:r>
-              <w:rPr>
-                <w:rFonts w:ascii="Times New Roman" w:hAnsi="Times New Roman" w:cs="Times New Roman"/>
-              </w:rPr>
-              <w:t>Возвращает ранжированные результаты с указанием типа контента и предпросмотром</w:t>
-            </w:r>
-          </w:p>
-        </w:tc>
-      </w:tr>
-    </w:tbl>
+    <w:p>
+      <w:pPr>
+        <w:spacing w:after="0" w:line="360" w:lineRule="auto"/>
+        <w:ind w:firstLine="709"/>
+        <w:jc w:val="both"/>
+        <w:rPr>
+          <w:rFonts w:ascii="Times New Roman" w:hAnsi="Times New Roman" w:cs="Times New Roman"/>
+          <w:sz w:val="28"/>
+          <w:szCs w:val="28"/>
+        </w:rPr>
+      </w:pPr>
+      <w:r>
+        <w:rPr>
+          <w:rFonts w:ascii="Times New Roman" w:hAnsi="Times New Roman" w:cs="Times New Roman"/>
+          <w:sz w:val="28"/>
+          <w:szCs w:val="28"/>
+        </w:rPr>
+        <w:t>Работа с дашбордом: Пользователь открывает главный экран системы после авторизации. Система отображает сводные виджеты: список текущих и приоритетных задач, блок предстоящих событий (включая импортированные из внешних календарей), индикаторы прогресса по активным проектам и трекеры привычек, а также ленту последних изменений (созданные заметки, в том числе импортированные, завершенные задачи).</w:t>
+      </w:r>
+    </w:p>
+    <w:p>
+      <w:pPr>
+        <w:spacing w:after="0" w:line="360" w:lineRule="auto"/>
+        <w:ind w:firstLine="709"/>
+        <w:jc w:val="both"/>
+        <w:rPr>
+          <w:rFonts w:ascii="Times New Roman" w:hAnsi="Times New Roman" w:cs="Times New Roman"/>
+          <w:sz w:val="28"/>
+          <w:szCs w:val="28"/>
+        </w:rPr>
+      </w:pPr>
+      <w:r>
+        <w:rPr>
+          <w:rFonts w:ascii="Times New Roman" w:hAnsi="Times New Roman" w:cs="Times New Roman"/>
+          <w:sz w:val="28"/>
+          <w:szCs w:val="28"/>
+        </w:rPr>
+        <w:t>Создание задачи: Пользователь переходит в раздел «Задачи и проекты» и нажимает кнопку создания новой задачи. Система отображает форму для ввода данных. Пользователь заполняет название, описание, устанавливает приоритет, дедлайн и статус. При необходимости он добавляет подзадачи и выбирает проект для привязки. После нажатия кнопки сохранения система сохраняет задачу в базу данных, обновляет соответствующие списки и, если указана дата, отображает ее в календаре системы.</w:t>
+      </w:r>
+    </w:p>
+    <w:p>
+      <w:pPr>
+        <w:spacing w:after="0" w:line="360" w:lineRule="auto"/>
+        <w:ind w:firstLine="709"/>
+        <w:jc w:val="both"/>
+        <w:rPr>
+          <w:rFonts w:ascii="Times New Roman" w:hAnsi="Times New Roman" w:cs="Times New Roman"/>
+          <w:sz w:val="28"/>
+          <w:szCs w:val="28"/>
+        </w:rPr>
+      </w:pPr>
+      <w:r>
+        <w:rPr>
+          <w:rFonts w:ascii="Times New Roman" w:hAnsi="Times New Roman" w:cs="Times New Roman"/>
+          <w:sz w:val="28"/>
+          <w:szCs w:val="28"/>
+        </w:rPr>
+        <w:t>Работа с календарем: Пользователь открывает раздел «Календарь». Система отображает временную шкалу (день, неделя, месяц) с нанесенными событиями. Эти события включают как созданные вручную в системе, так и автоматически импортированные из подключенных внешних календарей (Google, Яндекс). Пользователь может создать новое событие вручную, указать его параметры и привязать к нему существующую задачу или заметку. Система сохраняет событие и на его основе, а также на основе запланированных задач, формирует тепловую карту занятости. Ключевой сценарий — первоначальная настройка и периодический импорт событий из внешних сервисов в систему.</w:t>
+      </w:r>
+    </w:p>
+    <w:p>
+      <w:pPr>
+        <w:spacing w:after="0" w:line="360" w:lineRule="auto"/>
+        <w:ind w:firstLine="709"/>
+        <w:jc w:val="both"/>
+        <w:rPr>
+          <w:rFonts w:ascii="Times New Roman" w:hAnsi="Times New Roman" w:cs="Times New Roman"/>
+          <w:sz w:val="28"/>
+          <w:szCs w:val="28"/>
+        </w:rPr>
+      </w:pPr>
+      <w:r>
+        <w:rPr>
+          <w:rFonts w:ascii="Times New Roman" w:hAnsi="Times New Roman" w:cs="Times New Roman"/>
+          <w:sz w:val="28"/>
+          <w:szCs w:val="28"/>
+        </w:rPr>
+        <w:t xml:space="preserve">Создание и импорт заметок: Пользователь открывает раздел «Заметки». Для создания новой заметки он нажимает соответствующую кнопку, выбирает шаблон (если необходимо), заполняет содержание, добавляет теги и прикрепляет файлы. Система сохраняет заметку и обновляет статистику. Отдельный сценарий — импорт текстовых материалов. Пользователь в настройках интегрирует свои аккаунты Telegram и/или VK Мессенджер </w:t>
+      </w:r>
+      <w:r>
+        <w:rPr>
+          <w:rFonts w:ascii="Times New Roman" w:hAnsi="Times New Roman" w:cs="Times New Roman"/>
+          <w:sz w:val="28"/>
+          <w:szCs w:val="28"/>
+        </w:rPr>
+        <w:lastRenderedPageBreak/>
+        <w:t>(предоставляет необходимые разрешения). Система получает доступ к сохраненным сообщениям пользователя и предлагает импортировать их в виде заметок. После подтверждения выбранные тексты переносятся в систему как новые заметки, которые можно далее категоризировать с помощью тегов. Отправка данных из системы в мессенджеры не производится.</w:t>
+      </w:r>
+    </w:p>
+    <w:p>
+      <w:pPr>
+        <w:spacing w:after="0" w:line="360" w:lineRule="auto"/>
+        <w:ind w:firstLine="709"/>
+        <w:jc w:val="both"/>
+        <w:rPr>
+          <w:rFonts w:ascii="Times New Roman" w:hAnsi="Times New Roman" w:cs="Times New Roman"/>
+          <w:sz w:val="28"/>
+          <w:szCs w:val="28"/>
+        </w:rPr>
+      </w:pPr>
+      <w:r>
+        <w:rPr>
+          <w:rFonts w:ascii="Times New Roman" w:hAnsi="Times New Roman" w:cs="Times New Roman"/>
+          <w:sz w:val="28"/>
+          <w:szCs w:val="28"/>
+        </w:rPr>
+        <w:t>Сквозной поиск: Пользователь вводит поисковый запрос в единую строку поиска, расположенную в интерфейсе системы. При необходимости он применяет фильтры по типу контента (задача, заметка, событие, проект) и тегам. Система производит поиск совпадений по текстовому содержимому и метаданным во всех модулях (включая импортированные заметки и события) и возвращает ранжированные результаты с указанием типа найденного элемента и контекстным предпросмотром.</w:t>
+      </w:r>
+    </w:p>
     <w:p>
       <w:pPr>
         <w:spacing w:before="120" w:after="0" w:line="360" w:lineRule="auto"/>
@@ -1546,13 +920,61 @@
           <w:szCs w:val="28"/>
         </w:rPr>
       </w:pPr>
-      <w:r>
+    </w:p>
+    <w:p>
+      <w:pPr>
+        <w:spacing w:before="120" w:after="0" w:line="360" w:lineRule="auto"/>
         <w:rPr>
           <w:rFonts w:ascii="Times New Roman" w:hAnsi="Times New Roman" w:cs="Times New Roman"/>
           <w:b/>
           <w:bCs/>
           <w:sz w:val="28"/>
           <w:szCs w:val="28"/>
+        </w:rPr>
+      </w:pPr>
+    </w:p>
+    <w:p>
+      <w:pPr>
+        <w:spacing w:before="120" w:after="0" w:line="360" w:lineRule="auto"/>
+        <w:rPr>
+          <w:rFonts w:ascii="Times New Roman" w:hAnsi="Times New Roman" w:cs="Times New Roman"/>
+          <w:b/>
+          <w:bCs/>
+          <w:sz w:val="28"/>
+          <w:szCs w:val="28"/>
+        </w:rPr>
+      </w:pPr>
+    </w:p>
+    <w:p>
+      <w:pPr>
+        <w:spacing w:before="120" w:after="0" w:line="360" w:lineRule="auto"/>
+        <w:rPr>
+          <w:rFonts w:ascii="Times New Roman" w:hAnsi="Times New Roman" w:cs="Times New Roman"/>
+          <w:b/>
+          <w:bCs/>
+          <w:sz w:val="28"/>
+          <w:szCs w:val="28"/>
+        </w:rPr>
+      </w:pPr>
+    </w:p>
+    <w:p>
+      <w:pPr>
+        <w:spacing w:before="120" w:after="0" w:line="360" w:lineRule="auto"/>
+        <w:rPr>
+          <w:rFonts w:ascii="Times New Roman" w:hAnsi="Times New Roman" w:cs="Times New Roman"/>
+          <w:b/>
+          <w:bCs/>
+          <w:sz w:val="28"/>
+          <w:szCs w:val="28"/>
+        </w:rPr>
+      </w:pPr>
+      <w:r>
+        <w:rPr>
+          <w:rFonts w:ascii="Times New Roman" w:hAnsi="Times New Roman" w:cs="Times New Roman"/>
+          <w:b/>
+          <w:bCs/>
+          <w:sz w:val="28"/>
+          <w:szCs w:val="28"/>
           <w:lang w:val="en-US"/>
         </w:rPr>
         <w:lastRenderedPageBreak/>
@@ -1595,7 +1017,7 @@
           <w:lang w:eastAsia="ru-RU"/>
         </w:rPr>
         <w:drawing>
-          <wp:inline distT="0" distB="0" distL="0" distR="0">
+          <wp:inline distT="0" distB="0" distL="0" distR="0" wp14:anchorId="5196DC55" wp14:editId="238F87BD">
             <wp:extent cx="6683878" cy="7666990"/>
             <wp:effectExtent l="0" t="0" r="3175" b="0"/>
             <wp:docPr id="1" name="Рисунок 1"/>
@@ -1699,15 +1121,15 @@
         <w:tblLook w:val="04A0" w:firstRow="1" w:lastRow="0" w:firstColumn="1" w:lastColumn="0" w:noHBand="0" w:noVBand="1"/>
       </w:tblPr>
       <w:tblGrid>
-        <w:gridCol w:w="2336"/>
-        <w:gridCol w:w="2336"/>
-        <w:gridCol w:w="2336"/>
-        <w:gridCol w:w="2337"/>
+        <w:gridCol w:w="2017"/>
+        <w:gridCol w:w="1909"/>
+        <w:gridCol w:w="2697"/>
+        <w:gridCol w:w="2722"/>
       </w:tblGrid>
       <w:tr>
         <w:tc>
           <w:tcPr>
-            <w:tcW w:w="2336" w:type="dxa"/>
+            <w:tcW w:w="2017" w:type="dxa"/>
           </w:tcPr>
           <w:p>
             <w:pPr>
@@ -1729,7 +1151,7 @@
         </w:tc>
         <w:tc>
           <w:tcPr>
-            <w:tcW w:w="2336" w:type="dxa"/>
+            <w:tcW w:w="1909" w:type="dxa"/>
           </w:tcPr>
           <w:p>
             <w:pPr>
@@ -1751,7 +1173,7 @@
         </w:tc>
         <w:tc>
           <w:tcPr>
-            <w:tcW w:w="2336" w:type="dxa"/>
+            <w:tcW w:w="2697" w:type="dxa"/>
           </w:tcPr>
           <w:p>
             <w:pPr>
@@ -1773,7 +1195,7 @@
         </w:tc>
         <w:tc>
           <w:tcPr>
-            <w:tcW w:w="2337" w:type="dxa"/>
+            <w:tcW w:w="2722" w:type="dxa"/>
           </w:tcPr>
           <w:p>
             <w:pPr>
@@ -1797,7 +1219,7 @@
       <w:tr>
         <w:tc>
           <w:tcPr>
-            <w:tcW w:w="2336" w:type="dxa"/>
+            <w:tcW w:w="2017" w:type="dxa"/>
           </w:tcPr>
           <w:p>
             <w:pPr>
@@ -1815,7 +1237,7 @@
         </w:tc>
         <w:tc>
           <w:tcPr>
-            <w:tcW w:w="2336" w:type="dxa"/>
+            <w:tcW w:w="1909" w:type="dxa"/>
           </w:tcPr>
           <w:p>
             <w:pPr>
@@ -1833,7 +1255,7 @@
         </w:tc>
         <w:tc>
           <w:tcPr>
-            <w:tcW w:w="2336" w:type="dxa"/>
+            <w:tcW w:w="2697" w:type="dxa"/>
           </w:tcPr>
           <w:p>
             <w:pPr>
@@ -1851,7 +1273,7 @@
         </w:tc>
         <w:tc>
           <w:tcPr>
-            <w:tcW w:w="2337" w:type="dxa"/>
+            <w:tcW w:w="2722" w:type="dxa"/>
           </w:tcPr>
           <w:p>
             <w:pPr>
@@ -1871,7 +1293,7 @@
       <w:tr>
         <w:tc>
           <w:tcPr>
-            <w:tcW w:w="2336" w:type="dxa"/>
+            <w:tcW w:w="2017" w:type="dxa"/>
           </w:tcPr>
           <w:p>
             <w:pPr>
@@ -1889,7 +1311,7 @@
         </w:tc>
         <w:tc>
           <w:tcPr>
-            <w:tcW w:w="2336" w:type="dxa"/>
+            <w:tcW w:w="1909" w:type="dxa"/>
           </w:tcPr>
           <w:p>
             <w:pPr>
@@ -1907,7 +1329,7 @@
         </w:tc>
         <w:tc>
           <w:tcPr>
-            <w:tcW w:w="2336" w:type="dxa"/>
+            <w:tcW w:w="2697" w:type="dxa"/>
           </w:tcPr>
           <w:p>
             <w:pPr>
@@ -1925,7 +1347,7 @@
         </w:tc>
         <w:tc>
           <w:tcPr>
-            <w:tcW w:w="2337" w:type="dxa"/>
+            <w:tcW w:w="2722" w:type="dxa"/>
           </w:tcPr>
           <w:p>
             <w:pPr>
@@ -1937,7 +1359,7 @@
               <w:rPr>
                 <w:rFonts w:ascii="Times New Roman" w:hAnsi="Times New Roman" w:cs="Times New Roman"/>
               </w:rPr>
-              <w:t>Формирует обзорное представление текущего состояния дел пользователя</w:t>
+              <w:t>Формирует обзорное представление текущего состояния дел пользователя на основе данных из всех модулей.</w:t>
             </w:r>
           </w:p>
         </w:tc>
@@ -1945,7 +1367,7 @@
       <w:tr>
         <w:tc>
           <w:tcPr>
-            <w:tcW w:w="2336" w:type="dxa"/>
+            <w:tcW w:w="2017" w:type="dxa"/>
           </w:tcPr>
           <w:p>
             <w:pPr>
@@ -1957,13 +1379,13 @@
               <w:rPr>
                 <w:rFonts w:ascii="Times New Roman" w:hAnsi="Times New Roman" w:cs="Times New Roman"/>
               </w:rPr>
-              <w:t>Создание задачи</w:t>
+              <w:t>Создание и управление задачами</w:t>
             </w:r>
           </w:p>
         </w:tc>
         <w:tc>
           <w:tcPr>
-            <w:tcW w:w="2336" w:type="dxa"/>
+            <w:tcW w:w="1909" w:type="dxa"/>
           </w:tcPr>
           <w:p>
             <w:pPr>
@@ -1981,7 +1403,7 @@
         </w:tc>
         <w:tc>
           <w:tcPr>
-            <w:tcW w:w="2336" w:type="dxa"/>
+            <w:tcW w:w="2697" w:type="dxa"/>
           </w:tcPr>
           <w:p>
             <w:pPr>
@@ -1993,13 +1415,13 @@
               <w:rPr>
                 <w:rFonts w:ascii="Times New Roman" w:hAnsi="Times New Roman" w:cs="Times New Roman"/>
               </w:rPr>
-              <w:t>Сохраненная задача в БД</w:t>
+              <w:t>Сохраненная/обновленная задача в БД</w:t>
             </w:r>
           </w:p>
         </w:tc>
         <w:tc>
           <w:tcPr>
-            <w:tcW w:w="2337" w:type="dxa"/>
+            <w:tcW w:w="2722" w:type="dxa"/>
           </w:tcPr>
           <w:p>
             <w:pPr>
@@ -2011,7 +1433,7 @@
               <w:rPr>
                 <w:rFonts w:ascii="Times New Roman" w:hAnsi="Times New Roman" w:cs="Times New Roman"/>
               </w:rPr>
-              <w:t>Создает новую задачу с возможностью установки атрибутов и иерархии</w:t>
+              <w:t>Позволяет создавать, редактировать, удалять задачи, устанавливать атрибуты, иерархию (подзадачи) и связывать их с проектами и календарем.</w:t>
             </w:r>
           </w:p>
         </w:tc>
@@ -2019,7 +1441,7 @@
       <w:tr>
         <w:tc>
           <w:tcPr>
-            <w:tcW w:w="2336" w:type="dxa"/>
+            <w:tcW w:w="2017" w:type="dxa"/>
           </w:tcPr>
           <w:p>
             <w:pPr>
@@ -2037,7 +1459,7 @@
         </w:tc>
         <w:tc>
           <w:tcPr>
-            <w:tcW w:w="2336" w:type="dxa"/>
+            <w:tcW w:w="1909" w:type="dxa"/>
           </w:tcPr>
           <w:p>
             <w:pPr>
@@ -2055,7 +1477,7 @@
         </w:tc>
         <w:tc>
           <w:tcPr>
-            <w:tcW w:w="2336" w:type="dxa"/>
+            <w:tcW w:w="2697" w:type="dxa"/>
           </w:tcPr>
           <w:p>
             <w:pPr>
@@ -2073,7 +1495,7 @@
         </w:tc>
         <w:tc>
           <w:tcPr>
-            <w:tcW w:w="2337" w:type="dxa"/>
+            <w:tcW w:w="2722" w:type="dxa"/>
           </w:tcPr>
           <w:p>
             <w:pPr>
@@ -2085,7 +1507,7 @@
               <w:rPr>
                 <w:rFonts w:ascii="Times New Roman" w:hAnsi="Times New Roman" w:cs="Times New Roman"/>
               </w:rPr>
-              <w:t>Позволяет объединять задачи в проекты и отслеживать общий прогресс</w:t>
+              <w:t>Позволяет объединять задачи в проекты, отслеживать общий прогресс и визуализировать его.</w:t>
             </w:r>
           </w:p>
         </w:tc>
@@ -2093,7 +1515,7 @@
       <w:tr>
         <w:tc>
           <w:tcPr>
-            <w:tcW w:w="2336" w:type="dxa"/>
+            <w:tcW w:w="2017" w:type="dxa"/>
           </w:tcPr>
           <w:p>
             <w:pPr>
@@ -2105,13 +1527,13 @@
               <w:rPr>
                 <w:rFonts w:ascii="Times New Roman" w:hAnsi="Times New Roman" w:cs="Times New Roman"/>
               </w:rPr>
-              <w:t>Канбан-доска</w:t>
+              <w:t>Работа с календарем</w:t>
             </w:r>
           </w:p>
         </w:tc>
         <w:tc>
           <w:tcPr>
-            <w:tcW w:w="2336" w:type="dxa"/>
+            <w:tcW w:w="1909" w:type="dxa"/>
           </w:tcPr>
           <w:p>
             <w:pPr>
@@ -2123,13 +1545,13 @@
               <w:rPr>
                 <w:rFonts w:ascii="Times New Roman" w:hAnsi="Times New Roman" w:cs="Times New Roman"/>
               </w:rPr>
-              <w:t>Список задач</w:t>
+              <w:t>Параметры событий, данные для импорта</w:t>
             </w:r>
           </w:p>
         </w:tc>
         <w:tc>
           <w:tcPr>
-            <w:tcW w:w="2336" w:type="dxa"/>
+            <w:tcW w:w="2697" w:type="dxa"/>
           </w:tcPr>
           <w:p>
             <w:pPr>
@@ -2141,13 +1563,13 @@
               <w:rPr>
                 <w:rFonts w:ascii="Times New Roman" w:hAnsi="Times New Roman" w:cs="Times New Roman"/>
               </w:rPr>
-              <w:t>Визуальное представление задач по статусам</w:t>
+              <w:t>Календарная сетка с событиями</w:t>
             </w:r>
           </w:p>
         </w:tc>
         <w:tc>
           <w:tcPr>
-            <w:tcW w:w="2337" w:type="dxa"/>
+            <w:tcW w:w="2722" w:type="dxa"/>
           </w:tcPr>
           <w:p>
             <w:pPr>
@@ -2159,7 +1581,35 @@
               <w:rPr>
                 <w:rFonts w:ascii="Times New Roman" w:hAnsi="Times New Roman" w:cs="Times New Roman"/>
               </w:rPr>
-              <w:t>Обеспечивает drag-and-drop интерфейс для управления workflow задач</w:t>
+              <w:t xml:space="preserve">Отображает и позволяет управлять расписанием (создание, редактирование событий). Обеспечивает импорт событий из внешних календарных сервисов (Google </w:t>
+            </w:r>
+            <w:proofErr w:type="spellStart"/>
+            <w:r>
+              <w:rPr>
+                <w:rFonts w:ascii="Times New Roman" w:hAnsi="Times New Roman" w:cs="Times New Roman"/>
+              </w:rPr>
+              <w:t>Calendar</w:t>
+            </w:r>
+            <w:proofErr w:type="spellEnd"/>
+            <w:r>
+              <w:rPr>
+                <w:rFonts w:ascii="Times New Roman" w:hAnsi="Times New Roman" w:cs="Times New Roman"/>
+              </w:rPr>
+              <w:t xml:space="preserve">, </w:t>
+            </w:r>
+            <w:proofErr w:type="spellStart"/>
+            <w:r>
+              <w:rPr>
+                <w:rFonts w:ascii="Times New Roman" w:hAnsi="Times New Roman" w:cs="Times New Roman"/>
+              </w:rPr>
+              <w:t>Яндекс.Календарь</w:t>
+            </w:r>
+            <w:proofErr w:type="spellEnd"/>
+            <w:r>
+              <w:rPr>
+                <w:rFonts w:ascii="Times New Roman" w:hAnsi="Times New Roman" w:cs="Times New Roman"/>
+              </w:rPr>
+              <w:t>) в систему.</w:t>
             </w:r>
           </w:p>
         </w:tc>
@@ -2167,7 +1617,7 @@
       <w:tr>
         <w:tc>
           <w:tcPr>
-            <w:tcW w:w="2336" w:type="dxa"/>
+            <w:tcW w:w="2017" w:type="dxa"/>
           </w:tcPr>
           <w:p>
             <w:pPr>
@@ -2179,13 +1629,13 @@
               <w:rPr>
                 <w:rFonts w:ascii="Times New Roman" w:hAnsi="Times New Roman" w:cs="Times New Roman"/>
               </w:rPr>
-              <w:t>Работа с календарем</w:t>
+              <w:t>Тепловая карта занятости</w:t>
             </w:r>
           </w:p>
         </w:tc>
         <w:tc>
           <w:tcPr>
-            <w:tcW w:w="2336" w:type="dxa"/>
+            <w:tcW w:w="1909" w:type="dxa"/>
           </w:tcPr>
           <w:p>
             <w:pPr>
@@ -2197,13 +1647,13 @@
               <w:rPr>
                 <w:rFonts w:ascii="Times New Roman" w:hAnsi="Times New Roman" w:cs="Times New Roman"/>
               </w:rPr>
-              <w:t>События и задачи с датами</w:t>
+              <w:t>Данные календаря и задач</w:t>
             </w:r>
           </w:p>
         </w:tc>
         <w:tc>
           <w:tcPr>
-            <w:tcW w:w="2336" w:type="dxa"/>
+            <w:tcW w:w="2697" w:type="dxa"/>
           </w:tcPr>
           <w:p>
             <w:pPr>
@@ -2215,13 +1665,13 @@
               <w:rPr>
                 <w:rFonts w:ascii="Times New Roman" w:hAnsi="Times New Roman" w:cs="Times New Roman"/>
               </w:rPr>
-              <w:t>Календарная сетка с событиями</w:t>
+              <w:t>Визуализация распределения нагрузки</w:t>
             </w:r>
           </w:p>
         </w:tc>
         <w:tc>
           <w:tcPr>
-            <w:tcW w:w="2337" w:type="dxa"/>
+            <w:tcW w:w="2722" w:type="dxa"/>
           </w:tcPr>
           <w:p>
             <w:pPr>
@@ -2233,7 +1683,7 @@
               <w:rPr>
                 <w:rFonts w:ascii="Times New Roman" w:hAnsi="Times New Roman" w:cs="Times New Roman"/>
               </w:rPr>
-              <w:t>Отображает и управляет расписанием, поддерживает привязку задач</w:t>
+              <w:t>Анализирует события и задачи с привязкой ко времени и отображает интенсивность занятости пользователя с помощью цветовой индикации.</w:t>
             </w:r>
           </w:p>
         </w:tc>
@@ -2241,7 +1691,7 @@
       <w:tr>
         <w:tc>
           <w:tcPr>
-            <w:tcW w:w="2336" w:type="dxa"/>
+            <w:tcW w:w="2017" w:type="dxa"/>
           </w:tcPr>
           <w:p>
             <w:pPr>
@@ -2253,13 +1703,13 @@
               <w:rPr>
                 <w:rFonts w:ascii="Times New Roman" w:hAnsi="Times New Roman" w:cs="Times New Roman"/>
               </w:rPr>
-              <w:t>Тепловая карта занятости</w:t>
+              <w:t>Создание и управление заметками</w:t>
             </w:r>
           </w:p>
         </w:tc>
         <w:tc>
           <w:tcPr>
-            <w:tcW w:w="2336" w:type="dxa"/>
+            <w:tcW w:w="1909" w:type="dxa"/>
           </w:tcPr>
           <w:p>
             <w:pPr>
@@ -2271,13 +1721,13 @@
               <w:rPr>
                 <w:rFonts w:ascii="Times New Roman" w:hAnsi="Times New Roman" w:cs="Times New Roman"/>
               </w:rPr>
-              <w:t>Данные календаря и задач</w:t>
+              <w:t>Контент заметки, теги, файлы</w:t>
             </w:r>
           </w:p>
         </w:tc>
         <w:tc>
           <w:tcPr>
-            <w:tcW w:w="2336" w:type="dxa"/>
+            <w:tcW w:w="2697" w:type="dxa"/>
           </w:tcPr>
           <w:p>
             <w:pPr>
@@ -2289,13 +1739,13 @@
               <w:rPr>
                 <w:rFonts w:ascii="Times New Roman" w:hAnsi="Times New Roman" w:cs="Times New Roman"/>
               </w:rPr>
-              <w:t>Визуализация распределения нагрузки</w:t>
+              <w:t>Сохраненная заметка со статистикой</w:t>
             </w:r>
           </w:p>
         </w:tc>
         <w:tc>
           <w:tcPr>
-            <w:tcW w:w="2337" w:type="dxa"/>
+            <w:tcW w:w="2722" w:type="dxa"/>
           </w:tcPr>
           <w:p>
             <w:pPr>
@@ -2307,7 +1757,7 @@
               <w:rPr>
                 <w:rFonts w:ascii="Times New Roman" w:hAnsi="Times New Roman" w:cs="Times New Roman"/>
               </w:rPr>
-              <w:t>Показывает интенсивность занятости по дням/неделям цветовой индикацией</w:t>
+              <w:t>Предоставляет редактор для создания и форматирования заметок с использованием шаблонов и системы тегов. Обеспечивает импорт текстовых данных из подключенных мессенджеров (Telegram, VK) в раздел заметок.</w:t>
             </w:r>
           </w:p>
         </w:tc>
@@ -2315,7 +1765,7 @@
       <w:tr>
         <w:tc>
           <w:tcPr>
-            <w:tcW w:w="2336" w:type="dxa"/>
+            <w:tcW w:w="2017" w:type="dxa"/>
           </w:tcPr>
           <w:p>
             <w:pPr>
@@ -2327,13 +1777,13 @@
               <w:rPr>
                 <w:rFonts w:ascii="Times New Roman" w:hAnsi="Times New Roman" w:cs="Times New Roman"/>
               </w:rPr>
-              <w:t>Создание заметок</w:t>
+              <w:t>Сквозной поиск</w:t>
             </w:r>
           </w:p>
         </w:tc>
         <w:tc>
           <w:tcPr>
-            <w:tcW w:w="2336" w:type="dxa"/>
+            <w:tcW w:w="1909" w:type="dxa"/>
           </w:tcPr>
           <w:p>
             <w:pPr>
@@ -2345,13 +1795,13 @@
               <w:rPr>
                 <w:rFonts w:ascii="Times New Roman" w:hAnsi="Times New Roman" w:cs="Times New Roman"/>
               </w:rPr>
-              <w:t>Контент заметки, теги, файлы</w:t>
+              <w:t>Поисковый запрос, фильтры</w:t>
             </w:r>
           </w:p>
         </w:tc>
         <w:tc>
           <w:tcPr>
-            <w:tcW w:w="2336" w:type="dxa"/>
+            <w:tcW w:w="2697" w:type="dxa"/>
           </w:tcPr>
           <w:p>
             <w:pPr>
@@ -2363,13 +1813,19 @@
               <w:rPr>
                 <w:rFonts w:ascii="Times New Roman" w:hAnsi="Times New Roman" w:cs="Times New Roman"/>
               </w:rPr>
-              <w:t>Сохраненная заметка со статистикой</w:t>
+              <w:t>Р</w:t>
+            </w:r>
+            <w:r>
+              <w:rPr>
+                <w:rFonts w:ascii="Times New Roman" w:hAnsi="Times New Roman" w:cs="Times New Roman"/>
+              </w:rPr>
+              <w:t>анжированные результаты из всех модулей</w:t>
             </w:r>
           </w:p>
         </w:tc>
         <w:tc>
           <w:tcPr>
-            <w:tcW w:w="2337" w:type="dxa"/>
+            <w:tcW w:w="2722" w:type="dxa"/>
           </w:tcPr>
           <w:p>
             <w:pPr>
@@ -2381,7 +1837,14 @@
               <w:rPr>
                 <w:rFonts w:ascii="Times New Roman" w:hAnsi="Times New Roman" w:cs="Times New Roman"/>
               </w:rPr>
-              <w:t>Предоставляет богатый редактор с шаблонами и системой тегов</w:t>
+              <w:t xml:space="preserve">Обеспечивает единый поиск по текстовому содержимому и метаданным задач, заметок (включая </w:t>
+            </w:r>
+            <w:r>
+              <w:rPr>
+                <w:rFonts w:ascii="Times New Roman" w:hAnsi="Times New Roman" w:cs="Times New Roman"/>
+              </w:rPr>
+              <w:lastRenderedPageBreak/>
+              <w:t>импортированные), событий и проектов.</w:t>
             </w:r>
           </w:p>
         </w:tc>
@@ -2389,7 +1852,7 @@
       <w:tr>
         <w:tc>
           <w:tcPr>
-            <w:tcW w:w="2336" w:type="dxa"/>
+            <w:tcW w:w="2017" w:type="dxa"/>
           </w:tcPr>
           <w:p>
             <w:pPr>
@@ -2401,13 +1864,14 @@
               <w:rPr>
                 <w:rFonts w:ascii="Times New Roman" w:hAnsi="Times New Roman" w:cs="Times New Roman"/>
               </w:rPr>
-              <w:t>Сквозной поиск</w:t>
+              <w:lastRenderedPageBreak/>
+              <w:t>Трекер привычек</w:t>
             </w:r>
           </w:p>
         </w:tc>
         <w:tc>
           <w:tcPr>
-            <w:tcW w:w="2336" w:type="dxa"/>
+            <w:tcW w:w="1909" w:type="dxa"/>
           </w:tcPr>
           <w:p>
             <w:pPr>
@@ -2419,13 +1883,13 @@
               <w:rPr>
                 <w:rFonts w:ascii="Times New Roman" w:hAnsi="Times New Roman" w:cs="Times New Roman"/>
               </w:rPr>
-              <w:t>Поисковый запрос, фильтры</w:t>
+              <w:t>Данные о выполнении привычек</w:t>
             </w:r>
           </w:p>
         </w:tc>
         <w:tc>
           <w:tcPr>
-            <w:tcW w:w="2336" w:type="dxa"/>
+            <w:tcW w:w="2697" w:type="dxa"/>
           </w:tcPr>
           <w:p>
             <w:pPr>
@@ -2437,19 +1901,13 @@
               <w:rPr>
                 <w:rFonts w:ascii="Times New Roman" w:hAnsi="Times New Roman" w:cs="Times New Roman"/>
               </w:rPr>
-              <w:t>Р</w:t>
-            </w:r>
-            <w:r>
-              <w:rPr>
-                <w:rFonts w:ascii="Times New Roman" w:hAnsi="Times New Roman" w:cs="Times New Roman"/>
-              </w:rPr>
-              <w:t>анжированные результаты из всех модулей</w:t>
+              <w:t>Статистика и визуализация прогресса</w:t>
             </w:r>
           </w:p>
         </w:tc>
         <w:tc>
           <w:tcPr>
-            <w:tcW w:w="2337" w:type="dxa"/>
+            <w:tcW w:w="2722" w:type="dxa"/>
           </w:tcPr>
           <w:p>
             <w:pPr>
@@ -2461,7 +1919,7 @@
               <w:rPr>
                 <w:rFonts w:ascii="Times New Roman" w:hAnsi="Times New Roman" w:cs="Times New Roman"/>
               </w:rPr>
-              <w:t>Обеспечивает единый поиск по всем данным системы</w:t>
+              <w:t>Позволяет создавать привычки, отмечать их выполнение и просматривать аналитику (серии, общий прогресс).</w:t>
             </w:r>
           </w:p>
         </w:tc>
@@ -2469,7 +1927,7 @@
       <w:tr>
         <w:tc>
           <w:tcPr>
-            <w:tcW w:w="2336" w:type="dxa"/>
+            <w:tcW w:w="2017" w:type="dxa"/>
           </w:tcPr>
           <w:p>
             <w:pPr>
@@ -2481,236 +1939,13 @@
               <w:rPr>
                 <w:rFonts w:ascii="Times New Roman" w:hAnsi="Times New Roman" w:cs="Times New Roman"/>
               </w:rPr>
-              <w:t>Синхронизация с календарями</w:t>
-            </w:r>
-          </w:p>
-        </w:tc>
-        <w:tc>
-          <w:tcPr>
-            <w:tcW w:w="2336" w:type="dxa"/>
-          </w:tcPr>
-          <w:p>
-            <w:pPr>
-              <w:rPr>
-                <w:rFonts w:ascii="Times New Roman" w:hAnsi="Times New Roman" w:cs="Times New Roman"/>
-              </w:rPr>
-            </w:pPr>
-            <w:r>
-              <w:rPr>
-                <w:rFonts w:ascii="Times New Roman" w:hAnsi="Times New Roman" w:cs="Times New Roman"/>
-              </w:rPr>
-              <w:t>Учетные данные внешних сервисов</w:t>
-            </w:r>
-          </w:p>
-        </w:tc>
-        <w:tc>
-          <w:tcPr>
-            <w:tcW w:w="2336" w:type="dxa"/>
-          </w:tcPr>
-          <w:p>
-            <w:pPr>
-              <w:rPr>
-                <w:rFonts w:ascii="Times New Roman" w:hAnsi="Times New Roman" w:cs="Times New Roman"/>
-              </w:rPr>
-            </w:pPr>
-            <w:r>
-              <w:rPr>
-                <w:rFonts w:ascii="Times New Roman" w:hAnsi="Times New Roman" w:cs="Times New Roman"/>
-              </w:rPr>
-              <w:t>Синхронизированные события</w:t>
-            </w:r>
-          </w:p>
-        </w:tc>
-        <w:tc>
-          <w:tcPr>
-            <w:tcW w:w="2337" w:type="dxa"/>
-          </w:tcPr>
-          <w:p>
-            <w:pPr>
-              <w:rPr>
-                <w:rFonts w:ascii="Times New Roman" w:hAnsi="Times New Roman" w:cs="Times New Roman"/>
-              </w:rPr>
-            </w:pPr>
-            <w:r>
-              <w:rPr>
-                <w:rFonts w:ascii="Times New Roman" w:hAnsi="Times New Roman" w:cs="Times New Roman"/>
-              </w:rPr>
-              <w:t>Обеспечивает двустороннюю синхронизацию с Google Calendar, Яндекс.Календарь</w:t>
-            </w:r>
-          </w:p>
-        </w:tc>
-      </w:tr>
-      <w:tr>
-        <w:tc>
-          <w:tcPr>
-            <w:tcW w:w="2336" w:type="dxa"/>
-          </w:tcPr>
-          <w:p>
-            <w:pPr>
-              <w:rPr>
-                <w:rFonts w:ascii="Times New Roman" w:hAnsi="Times New Roman" w:cs="Times New Roman"/>
-              </w:rPr>
-            </w:pPr>
-            <w:r>
-              <w:rPr>
-                <w:rFonts w:ascii="Times New Roman" w:hAnsi="Times New Roman" w:cs="Times New Roman"/>
-              </w:rPr>
-              <w:t>Интеграция с мессенджерами</w:t>
-            </w:r>
-          </w:p>
-        </w:tc>
-        <w:tc>
-          <w:tcPr>
-            <w:tcW w:w="2336" w:type="dxa"/>
-          </w:tcPr>
-          <w:p>
-            <w:pPr>
-              <w:rPr>
-                <w:rFonts w:ascii="Times New Roman" w:hAnsi="Times New Roman" w:cs="Times New Roman"/>
-              </w:rPr>
-            </w:pPr>
-            <w:r>
-              <w:rPr>
-                <w:rFonts w:ascii="Times New Roman" w:hAnsi="Times New Roman" w:cs="Times New Roman"/>
-              </w:rPr>
-              <w:t>Данные для уведомлений</w:t>
-            </w:r>
-          </w:p>
-        </w:tc>
-        <w:tc>
-          <w:tcPr>
-            <w:tcW w:w="2336" w:type="dxa"/>
-          </w:tcPr>
-          <w:p>
-            <w:pPr>
-              <w:rPr>
-                <w:rFonts w:ascii="Times New Roman" w:hAnsi="Times New Roman" w:cs="Times New Roman"/>
-              </w:rPr>
-            </w:pPr>
-            <w:r>
-              <w:rPr>
-                <w:rFonts w:ascii="Times New Roman" w:hAnsi="Times New Roman" w:cs="Times New Roman"/>
-              </w:rPr>
-              <w:t>Отправленные сообщения</w:t>
-            </w:r>
-          </w:p>
-        </w:tc>
-        <w:tc>
-          <w:tcPr>
-            <w:tcW w:w="2337" w:type="dxa"/>
-          </w:tcPr>
-          <w:p>
-            <w:pPr>
-              <w:rPr>
-                <w:rFonts w:ascii="Times New Roman" w:hAnsi="Times New Roman" w:cs="Times New Roman"/>
-              </w:rPr>
-            </w:pPr>
-            <w:r>
-              <w:rPr>
-                <w:rFonts w:ascii="Times New Roman" w:hAnsi="Times New Roman" w:cs="Times New Roman"/>
-              </w:rPr>
-              <w:t>Отправляет уведомления через Telegram, VK Мессенджер</w:t>
-            </w:r>
-          </w:p>
-        </w:tc>
-      </w:tr>
-      <w:tr>
-        <w:tc>
-          <w:tcPr>
-            <w:tcW w:w="2336" w:type="dxa"/>
-          </w:tcPr>
-          <w:p>
-            <w:pPr>
-              <w:rPr>
-                <w:rFonts w:ascii="Times New Roman" w:hAnsi="Times New Roman" w:cs="Times New Roman"/>
-              </w:rPr>
-            </w:pPr>
-            <w:r>
-              <w:rPr>
-                <w:rFonts w:ascii="Times New Roman" w:hAnsi="Times New Roman" w:cs="Times New Roman"/>
-              </w:rPr>
-              <w:t>Трекер привычек</w:t>
-            </w:r>
-          </w:p>
-        </w:tc>
-        <w:tc>
-          <w:tcPr>
-            <w:tcW w:w="2336" w:type="dxa"/>
-          </w:tcPr>
-          <w:p>
-            <w:pPr>
-              <w:rPr>
-                <w:rFonts w:ascii="Times New Roman" w:hAnsi="Times New Roman" w:cs="Times New Roman"/>
-              </w:rPr>
-            </w:pPr>
-            <w:r>
-              <w:rPr>
-                <w:rFonts w:ascii="Times New Roman" w:hAnsi="Times New Roman" w:cs="Times New Roman"/>
-              </w:rPr>
-              <w:t>Данные о выполнении привычек</w:t>
-            </w:r>
-          </w:p>
-        </w:tc>
-        <w:tc>
-          <w:tcPr>
-            <w:tcW w:w="2336" w:type="dxa"/>
-          </w:tcPr>
-          <w:p>
-            <w:pPr>
-              <w:rPr>
-                <w:rFonts w:ascii="Times New Roman" w:hAnsi="Times New Roman" w:cs="Times New Roman"/>
-              </w:rPr>
-            </w:pPr>
-            <w:r>
-              <w:rPr>
-                <w:rFonts w:ascii="Times New Roman" w:hAnsi="Times New Roman" w:cs="Times New Roman"/>
-              </w:rPr>
-              <w:t>Статистика и визуализация прогресса</w:t>
-            </w:r>
-          </w:p>
-        </w:tc>
-        <w:tc>
-          <w:tcPr>
-            <w:tcW w:w="2337" w:type="dxa"/>
-          </w:tcPr>
-          <w:p>
-            <w:pPr>
-              <w:rPr>
-                <w:rFonts w:ascii="Times New Roman" w:hAnsi="Times New Roman" w:cs="Times New Roman"/>
-              </w:rPr>
-            </w:pPr>
-            <w:r>
-              <w:rPr>
-                <w:rFonts w:ascii="Times New Roman" w:hAnsi="Times New Roman" w:cs="Times New Roman"/>
-              </w:rPr>
-              <w:t>Помогает формировать и отслеживать регулярные активности</w:t>
-            </w:r>
-          </w:p>
-        </w:tc>
-      </w:tr>
-      <w:tr>
-        <w:tc>
-          <w:tcPr>
-            <w:tcW w:w="2336" w:type="dxa"/>
-          </w:tcPr>
-          <w:p>
-            <w:pPr>
-              <w:rPr>
-                <w:rFonts w:ascii="Times New Roman" w:hAnsi="Times New Roman" w:cs="Times New Roman"/>
-              </w:rPr>
-            </w:pPr>
-            <w:r>
-              <w:rPr>
-                <w:rFonts w:ascii="Times New Roman" w:hAnsi="Times New Roman" w:cs="Times New Roman"/>
-              </w:rPr>
-              <w:lastRenderedPageBreak/>
               <w:t>Аналитика и отчеты</w:t>
             </w:r>
           </w:p>
         </w:tc>
         <w:tc>
           <w:tcPr>
-            <w:tcW w:w="2336" w:type="dxa"/>
+            <w:tcW w:w="1909" w:type="dxa"/>
           </w:tcPr>
           <w:p>
             <w:pPr>
@@ -2734,7 +1969,7 @@
         </w:tc>
         <w:tc>
           <w:tcPr>
-            <w:tcW w:w="2336" w:type="dxa"/>
+            <w:tcW w:w="2697" w:type="dxa"/>
           </w:tcPr>
           <w:p>
             <w:pPr>
@@ -2752,7 +1987,7 @@
         </w:tc>
         <w:tc>
           <w:tcPr>
-            <w:tcW w:w="2337" w:type="dxa"/>
+            <w:tcW w:w="2722" w:type="dxa"/>
           </w:tcPr>
           <w:p>
             <w:pPr>
@@ -2764,7 +1999,7 @@
               <w:rPr>
                 <w:rFonts w:ascii="Times New Roman" w:hAnsi="Times New Roman" w:cs="Times New Roman"/>
               </w:rPr>
-              <w:t>Формирует отчеты по продуктивности, затратам времени, прогрессу</w:t>
+              <w:t>Формирует отчеты по продуктивности, затратам времени на задачи и проекты, прогрессу по целям.</w:t>
             </w:r>
           </w:p>
         </w:tc>
@@ -2793,10 +2028,7 @@
           <w:szCs w:val="28"/>
         </w:rPr>
       </w:pPr>
-    </w:p>
-    <w:p>
-      <w:pPr>
-        <w:spacing w:before="120" w:after="0" w:line="360" w:lineRule="auto"/>
+      <w:r>
         <w:rPr>
           <w:rFonts w:ascii="Times New Roman" w:hAnsi="Times New Roman" w:cs="Times New Roman"/>
           <w:b/>
@@ -2804,45 +2036,238 @@
           <w:sz w:val="28"/>
           <w:szCs w:val="28"/>
         </w:rPr>
-      </w:pPr>
-    </w:p>
-    <w:p>
-      <w:pPr>
-        <w:spacing w:before="120" w:after="0" w:line="360" w:lineRule="auto"/>
+        <w:t>Аналоги решения:</w:t>
+      </w:r>
+    </w:p>
+    <w:p>
+      <w:pPr>
+        <w:rPr>
+          <w:rFonts w:ascii="Times New Roman" w:hAnsi="Times New Roman" w:cs="Times New Roman"/>
+          <w:sz w:val="28"/>
+          <w:szCs w:val="28"/>
+        </w:rPr>
+      </w:pPr>
+      <w:r>
+        <w:rPr>
+          <w:rFonts w:ascii="Times New Roman" w:hAnsi="Times New Roman" w:cs="Times New Roman"/>
+          <w:sz w:val="28"/>
+          <w:szCs w:val="28"/>
+        </w:rPr>
+        <w:t xml:space="preserve">1. </w:t>
+      </w:r>
+      <w:r>
+        <w:rPr>
+          <w:rFonts w:ascii="Times New Roman" w:hAnsi="Times New Roman" w:cs="Times New Roman"/>
+          <w:sz w:val="28"/>
+          <w:szCs w:val="28"/>
+          <w:lang w:val="en-US"/>
+        </w:rPr>
+        <w:t>Notion</w:t>
+      </w:r>
+      <w:r>
+        <w:rPr>
+          <w:rFonts w:ascii="Times New Roman" w:hAnsi="Times New Roman" w:cs="Times New Roman"/>
+          <w:sz w:val="28"/>
+          <w:szCs w:val="28"/>
+        </w:rPr>
+        <w:t xml:space="preserve"> — многофункциональная платформа для организации работы с заметками, базами данных, задачами и проектами. Предлагает высокую гибкость и </w:t>
+      </w:r>
+      <w:proofErr w:type="spellStart"/>
+      <w:r>
+        <w:rPr>
+          <w:rFonts w:ascii="Times New Roman" w:hAnsi="Times New Roman" w:cs="Times New Roman"/>
+          <w:sz w:val="28"/>
+          <w:szCs w:val="28"/>
+        </w:rPr>
+        <w:t>настраиваемость</w:t>
+      </w:r>
+      <w:proofErr w:type="spellEnd"/>
+      <w:r>
+        <w:rPr>
+          <w:rFonts w:ascii="Times New Roman" w:hAnsi="Times New Roman" w:cs="Times New Roman"/>
+          <w:sz w:val="28"/>
+          <w:szCs w:val="28"/>
+        </w:rPr>
+        <w:t>, но имеет сложную кривую обучения и может быть избыточной для целей личной продуктивности.</w:t>
+      </w:r>
+    </w:p>
+    <w:p>
+      <w:pPr>
+        <w:rPr>
+          <w:rFonts w:ascii="Times New Roman" w:hAnsi="Times New Roman" w:cs="Times New Roman"/>
+          <w:sz w:val="28"/>
+          <w:szCs w:val="28"/>
+        </w:rPr>
+      </w:pPr>
+    </w:p>
+    <w:p>
+      <w:pPr>
+        <w:rPr>
+          <w:rFonts w:ascii="Times New Roman" w:hAnsi="Times New Roman" w:cs="Times New Roman"/>
+          <w:sz w:val="28"/>
+          <w:szCs w:val="28"/>
+        </w:rPr>
+      </w:pPr>
+      <w:r>
+        <w:rPr>
+          <w:rFonts w:ascii="Times New Roman" w:hAnsi="Times New Roman" w:cs="Times New Roman"/>
+          <w:sz w:val="28"/>
+          <w:szCs w:val="28"/>
+        </w:rPr>
+        <w:t xml:space="preserve">2. </w:t>
+      </w:r>
+      <w:proofErr w:type="spellStart"/>
+      <w:r>
+        <w:rPr>
+          <w:rFonts w:ascii="Times New Roman" w:hAnsi="Times New Roman" w:cs="Times New Roman"/>
+          <w:sz w:val="28"/>
+          <w:szCs w:val="28"/>
+          <w:lang w:val="en-US"/>
+        </w:rPr>
+        <w:t>TickTick</w:t>
+      </w:r>
+      <w:proofErr w:type="spellEnd"/>
+      <w:r>
+        <w:rPr>
+          <w:rFonts w:ascii="Times New Roman" w:hAnsi="Times New Roman" w:cs="Times New Roman"/>
+          <w:sz w:val="28"/>
+          <w:szCs w:val="28"/>
+        </w:rPr>
+        <w:t xml:space="preserve"> — кроссплатформенное приложение для управления задачами и календарем с поддержкой привычек, </w:t>
+      </w:r>
+      <w:proofErr w:type="spellStart"/>
+      <w:r>
+        <w:rPr>
+          <w:rFonts w:ascii="Times New Roman" w:hAnsi="Times New Roman" w:cs="Times New Roman"/>
+          <w:sz w:val="28"/>
+          <w:szCs w:val="28"/>
+        </w:rPr>
+        <w:t>помодоро</w:t>
+      </w:r>
+      <w:proofErr w:type="spellEnd"/>
+      <w:r>
+        <w:rPr>
+          <w:rFonts w:ascii="Times New Roman" w:hAnsi="Times New Roman" w:cs="Times New Roman"/>
+          <w:sz w:val="28"/>
+          <w:szCs w:val="28"/>
+        </w:rPr>
+        <w:t>-таймера и совместной работы. Имеет интуитивный интерфейс, но ограниченные возможности для ведения заметок и управления проектами.</w:t>
+      </w:r>
+    </w:p>
+    <w:p>
+      <w:pPr>
+        <w:rPr>
+          <w:rFonts w:ascii="Times New Roman" w:hAnsi="Times New Roman" w:cs="Times New Roman"/>
+          <w:sz w:val="28"/>
+          <w:szCs w:val="28"/>
+        </w:rPr>
+      </w:pPr>
+    </w:p>
+    <w:p>
+      <w:pPr>
+        <w:rPr>
+          <w:rFonts w:ascii="Times New Roman" w:hAnsi="Times New Roman" w:cs="Times New Roman"/>
+          <w:sz w:val="28"/>
+          <w:szCs w:val="28"/>
+        </w:rPr>
+      </w:pPr>
+      <w:r>
+        <w:rPr>
+          <w:rFonts w:ascii="Times New Roman" w:hAnsi="Times New Roman" w:cs="Times New Roman"/>
+          <w:sz w:val="28"/>
+          <w:szCs w:val="28"/>
+        </w:rPr>
+        <w:t xml:space="preserve">3. </w:t>
+      </w:r>
+      <w:proofErr w:type="spellStart"/>
+      <w:r>
+        <w:rPr>
+          <w:rFonts w:ascii="Times New Roman" w:hAnsi="Times New Roman" w:cs="Times New Roman"/>
+          <w:sz w:val="28"/>
+          <w:szCs w:val="28"/>
+          <w:lang w:val="en-US"/>
+        </w:rPr>
+        <w:t>Todoist</w:t>
+      </w:r>
+      <w:proofErr w:type="spellEnd"/>
+      <w:r>
+        <w:rPr>
+          <w:rFonts w:ascii="Times New Roman" w:hAnsi="Times New Roman" w:cs="Times New Roman"/>
+          <w:sz w:val="28"/>
+          <w:szCs w:val="28"/>
+        </w:rPr>
+        <w:t xml:space="preserve"> — популярный менеджер задач с поддержкой проектов, приоритетов и интеграцией с календарем. Отличается простотой использования, но имеет ограниченные возможности для кастомизации и анализа данных.</w:t>
+      </w:r>
+    </w:p>
+    <w:p>
+      <w:pPr>
+        <w:rPr>
+          <w:rFonts w:ascii="Times New Roman" w:hAnsi="Times New Roman" w:cs="Times New Roman"/>
+          <w:sz w:val="28"/>
+          <w:szCs w:val="28"/>
+        </w:rPr>
+      </w:pPr>
+    </w:p>
+    <w:p>
+      <w:pPr>
+        <w:rPr>
+          <w:rFonts w:ascii="Times New Roman" w:hAnsi="Times New Roman" w:cs="Times New Roman"/>
+          <w:sz w:val="28"/>
+          <w:szCs w:val="28"/>
+        </w:rPr>
+      </w:pPr>
+      <w:r>
+        <w:rPr>
+          <w:rFonts w:ascii="Times New Roman" w:hAnsi="Times New Roman" w:cs="Times New Roman"/>
+          <w:sz w:val="28"/>
+          <w:szCs w:val="28"/>
+        </w:rPr>
+        <w:t xml:space="preserve">4. </w:t>
+      </w:r>
+      <w:proofErr w:type="spellStart"/>
+      <w:r>
+        <w:rPr>
+          <w:rFonts w:ascii="Times New Roman" w:hAnsi="Times New Roman" w:cs="Times New Roman"/>
+          <w:sz w:val="28"/>
+          <w:szCs w:val="28"/>
+          <w:lang w:val="en-US"/>
+        </w:rPr>
+        <w:t>ClickUp</w:t>
+      </w:r>
+      <w:proofErr w:type="spellEnd"/>
+      <w:r>
+        <w:rPr>
+          <w:rFonts w:ascii="Times New Roman" w:hAnsi="Times New Roman" w:cs="Times New Roman"/>
+          <w:sz w:val="28"/>
+          <w:szCs w:val="28"/>
+        </w:rPr>
+        <w:t xml:space="preserve"> — комплексная платформа для управления задачами и проектами с поддержкой различных представлений (канбан, календарь, список). Предлагает богатый функционал, но может быть сложной для индивидуального использования.</w:t>
+      </w:r>
+    </w:p>
+    <w:p>
+      <w:pPr>
+        <w:rPr>
+          <w:rFonts w:ascii="Times New Roman" w:hAnsi="Times New Roman" w:cs="Times New Roman"/>
+          <w:sz w:val="28"/>
+          <w:szCs w:val="28"/>
+        </w:rPr>
+      </w:pPr>
+    </w:p>
+    <w:p>
+      <w:pPr>
         <w:rPr>
           <w:rFonts w:ascii="Times New Roman" w:hAnsi="Times New Roman" w:cs="Times New Roman"/>
           <w:b/>
           <w:bCs/>
-          <w:sz w:val="28"/>
-          <w:szCs w:val="28"/>
-        </w:rPr>
-      </w:pPr>
-      <w:r>
-        <w:rPr>
-          <w:rFonts w:ascii="Times New Roman" w:hAnsi="Times New Roman" w:cs="Times New Roman"/>
-          <w:b/>
-          <w:bCs/>
-          <w:sz w:val="28"/>
-          <w:szCs w:val="28"/>
-        </w:rPr>
-        <w:t>Аналоги решения:</w:t>
-      </w:r>
-    </w:p>
-    <w:p>
-      <w:pPr>
-        <w:rPr>
-          <w:rFonts w:ascii="Times New Roman" w:hAnsi="Times New Roman" w:cs="Times New Roman"/>
-          <w:sz w:val="28"/>
-          <w:szCs w:val="28"/>
-        </w:rPr>
-      </w:pPr>
-      <w:r>
-        <w:rPr>
-          <w:rFonts w:ascii="Times New Roman" w:hAnsi="Times New Roman" w:cs="Times New Roman"/>
-          <w:sz w:val="28"/>
-          <w:szCs w:val="28"/>
-        </w:rPr>
-        <w:t xml:space="preserve">1. </w:t>
+        </w:rPr>
+      </w:pPr>
+      <w:r>
+        <w:rPr>
+          <w:rFonts w:ascii="Times New Roman" w:hAnsi="Times New Roman" w:cs="Times New Roman"/>
+          <w:sz w:val="28"/>
+          <w:szCs w:val="28"/>
+        </w:rPr>
+        <w:t xml:space="preserve">5. </w:t>
       </w:r>
       <w:r>
         <w:rPr>
@@ -2851,178 +2276,6 @@
           <w:szCs w:val="28"/>
           <w:lang w:val="en-US"/>
         </w:rPr>
-        <w:t>Notion</w:t>
-      </w:r>
-      <w:r>
-        <w:rPr>
-          <w:rFonts w:ascii="Times New Roman" w:hAnsi="Times New Roman" w:cs="Times New Roman"/>
-          <w:sz w:val="28"/>
-          <w:szCs w:val="28"/>
-        </w:rPr>
-        <w:t xml:space="preserve"> — многофункциональная платформа для организации работы с заметками, базами данных, задачами и проектами. Предлагает высокую гибкость и настраиваемость, но имеет сложную кривую обучения и может быть избыточной для целей личной продуктивности.</w:t>
-      </w:r>
-    </w:p>
-    <w:p>
-      <w:pPr>
-        <w:rPr>
-          <w:rFonts w:ascii="Times New Roman" w:hAnsi="Times New Roman" w:cs="Times New Roman"/>
-          <w:sz w:val="28"/>
-          <w:szCs w:val="28"/>
-        </w:rPr>
-      </w:pPr>
-    </w:p>
-    <w:p>
-      <w:pPr>
-        <w:rPr>
-          <w:rFonts w:ascii="Times New Roman" w:hAnsi="Times New Roman" w:cs="Times New Roman"/>
-          <w:sz w:val="28"/>
-          <w:szCs w:val="28"/>
-        </w:rPr>
-      </w:pPr>
-      <w:r>
-        <w:rPr>
-          <w:rFonts w:ascii="Times New Roman" w:hAnsi="Times New Roman" w:cs="Times New Roman"/>
-          <w:sz w:val="28"/>
-          <w:szCs w:val="28"/>
-        </w:rPr>
-        <w:t xml:space="preserve">2. </w:t>
-      </w:r>
-      <w:r>
-        <w:rPr>
-          <w:rFonts w:ascii="Times New Roman" w:hAnsi="Times New Roman" w:cs="Times New Roman"/>
-          <w:sz w:val="28"/>
-          <w:szCs w:val="28"/>
-          <w:lang w:val="en-US"/>
-        </w:rPr>
-        <w:t>TickTick</w:t>
-      </w:r>
-      <w:r>
-        <w:rPr>
-          <w:rFonts w:ascii="Times New Roman" w:hAnsi="Times New Roman" w:cs="Times New Roman"/>
-          <w:sz w:val="28"/>
-          <w:szCs w:val="28"/>
-        </w:rPr>
-        <w:t xml:space="preserve"> — кроссплатформенное приложение для управления задачами и календарем с поддержкой привычек, помодоро-таймера и совместной работы. Имеет интуитивный интерфейс, но ограниченные возможности для ведения заметок и управления проектами.</w:t>
-      </w:r>
-    </w:p>
-    <w:p>
-      <w:pPr>
-        <w:rPr>
-          <w:rFonts w:ascii="Times New Roman" w:hAnsi="Times New Roman" w:cs="Times New Roman"/>
-          <w:sz w:val="28"/>
-          <w:szCs w:val="28"/>
-        </w:rPr>
-      </w:pPr>
-    </w:p>
-    <w:p>
-      <w:pPr>
-        <w:rPr>
-          <w:rFonts w:ascii="Times New Roman" w:hAnsi="Times New Roman" w:cs="Times New Roman"/>
-          <w:sz w:val="28"/>
-          <w:szCs w:val="28"/>
-        </w:rPr>
-      </w:pPr>
-      <w:r>
-        <w:rPr>
-          <w:rFonts w:ascii="Times New Roman" w:hAnsi="Times New Roman" w:cs="Times New Roman"/>
-          <w:sz w:val="28"/>
-          <w:szCs w:val="28"/>
-        </w:rPr>
-        <w:t xml:space="preserve">3. </w:t>
-      </w:r>
-      <w:r>
-        <w:rPr>
-          <w:rFonts w:ascii="Times New Roman" w:hAnsi="Times New Roman" w:cs="Times New Roman"/>
-          <w:sz w:val="28"/>
-          <w:szCs w:val="28"/>
-          <w:lang w:val="en-US"/>
-        </w:rPr>
-        <w:t>Todoist</w:t>
-      </w:r>
-      <w:r>
-        <w:rPr>
-          <w:rFonts w:ascii="Times New Roman" w:hAnsi="Times New Roman" w:cs="Times New Roman"/>
-          <w:sz w:val="28"/>
-          <w:szCs w:val="28"/>
-        </w:rPr>
-        <w:t xml:space="preserve"> — популярный менеджер задач с поддержкой проектов, приоритетов и интеграцией с календарем. Отличается простотой использования, но имеет ограниченные возможности для кастомизации и анализа данных.</w:t>
-      </w:r>
-    </w:p>
-    <w:p>
-      <w:pPr>
-        <w:rPr>
-          <w:rFonts w:ascii="Times New Roman" w:hAnsi="Times New Roman" w:cs="Times New Roman"/>
-          <w:sz w:val="28"/>
-          <w:szCs w:val="28"/>
-        </w:rPr>
-      </w:pPr>
-    </w:p>
-    <w:p>
-      <w:pPr>
-        <w:rPr>
-          <w:rFonts w:ascii="Times New Roman" w:hAnsi="Times New Roman" w:cs="Times New Roman"/>
-          <w:sz w:val="28"/>
-          <w:szCs w:val="28"/>
-        </w:rPr>
-      </w:pPr>
-      <w:r>
-        <w:rPr>
-          <w:rFonts w:ascii="Times New Roman" w:hAnsi="Times New Roman" w:cs="Times New Roman"/>
-          <w:sz w:val="28"/>
-          <w:szCs w:val="28"/>
-        </w:rPr>
-        <w:t xml:space="preserve">4. </w:t>
-      </w:r>
-      <w:r>
-        <w:rPr>
-          <w:rFonts w:ascii="Times New Roman" w:hAnsi="Times New Roman" w:cs="Times New Roman"/>
-          <w:sz w:val="28"/>
-          <w:szCs w:val="28"/>
-          <w:lang w:val="en-US"/>
-        </w:rPr>
-        <w:t>ClickUp</w:t>
-      </w:r>
-      <w:r>
-        <w:rPr>
-          <w:rFonts w:ascii="Times New Roman" w:hAnsi="Times New Roman" w:cs="Times New Roman"/>
-          <w:sz w:val="28"/>
-          <w:szCs w:val="28"/>
-        </w:rPr>
-        <w:t xml:space="preserve"> — комплексная платформа для управления задачами и проектами с поддержкой различных представлений (канбан, календарь, список). Предлагает богатый функционал, но может быть сложной для индивидуального использования.</w:t>
-      </w:r>
-    </w:p>
-    <w:p>
-      <w:pPr>
-        <w:rPr>
-          <w:rFonts w:ascii="Times New Roman" w:hAnsi="Times New Roman" w:cs="Times New Roman"/>
-          <w:sz w:val="28"/>
-          <w:szCs w:val="28"/>
-        </w:rPr>
-      </w:pPr>
-    </w:p>
-    <w:p>
-      <w:pPr>
-        <w:rPr>
-          <w:rFonts w:ascii="Times New Roman" w:hAnsi="Times New Roman" w:cs="Times New Roman"/>
-          <w:b/>
-          <w:bCs/>
-        </w:rPr>
-      </w:pPr>
-      <w:r>
-        <w:rPr>
-          <w:rFonts w:ascii="Times New Roman" w:hAnsi="Times New Roman" w:cs="Times New Roman"/>
-          <w:sz w:val="28"/>
-          <w:szCs w:val="28"/>
-        </w:rPr>
-        <w:t xml:space="preserve">5. </w:t>
-      </w:r>
-      <w:r>
-        <w:rPr>
-          <w:rFonts w:ascii="Times New Roman" w:hAnsi="Times New Roman" w:cs="Times New Roman"/>
-          <w:sz w:val="28"/>
-          <w:szCs w:val="28"/>
-          <w:lang w:val="en-US"/>
-        </w:rPr>
         <w:t>Evernote</w:t>
       </w:r>
       <w:r>
@@ -3041,8 +2294,6 @@
           <w:sz w:val="28"/>
         </w:rPr>
       </w:pPr>
-      <w:bookmarkStart w:id="0" w:name="_GoBack"/>
-      <w:bookmarkEnd w:id="0"/>
     </w:p>
     <w:sectPr>
       <w:pgSz w:w="11906" w:h="16838"/>
@@ -3055,7 +2306,7 @@
 </file>
 
 <file path=word/numbering.xml><?xml version="1.0" encoding="utf-8"?>
-<w:numbering xmlns:wpc="http://schemas.microsoft.com/office/word/2010/wordprocessingCanvas" xmlns:cx="http://schemas.microsoft.com/office/drawing/2014/chartex" xmlns:mc="http://schemas.openxmlformats.org/markup-compatibility/2006" xmlns:o="urn:schemas-microsoft-com:office:office" xmlns:r="http://schemas.openxmlformats.org/officeDocument/2006/relationships" xmlns:m="http://schemas.openxmlformats.org/officeDocument/2006/math" xmlns:v="urn:schemas-microsoft-com:vml" xmlns:wp14="http://schemas.microsoft.com/office/word/2010/wordprocessingDrawing" xmlns:wp="http://schemas.openxmlformats.org/drawingml/2006/wordprocessingDrawing" xmlns:w10="urn:schemas-microsoft-com:office:word" xmlns:w="http://schemas.openxmlformats.org/wordprocessingml/2006/main" xmlns:w14="http://schemas.microsoft.com/office/word/2010/wordml" xmlns:w15="http://schemas.microsoft.com/office/word/2012/wordml" xmlns:w16se="http://schemas.microsoft.com/office/word/2015/wordml/symex" xmlns:wpg="http://schemas.microsoft.com/office/word/2010/wordprocessingGroup" xmlns:wpi="http://schemas.microsoft.com/office/word/2010/wordprocessingInk" xmlns:wne="http://schemas.microsoft.com/office/word/2006/wordml" xmlns:wps="http://schemas.microsoft.com/office/word/2010/wordprocessingShape" mc:Ignorable="w14 w15 w16se wp14">
+<w:numbering xmlns:wpc="http://schemas.microsoft.com/office/word/2010/wordprocessingCanvas" xmlns:cx="http://schemas.microsoft.com/office/drawing/2014/chartex" xmlns:cx1="http://schemas.microsoft.com/office/drawing/2015/9/8/chartex" xmlns:cx2="http://schemas.microsoft.com/office/drawing/2015/10/21/chartex" xmlns:cx3="http://schemas.microsoft.com/office/drawing/2016/5/9/chartex" xmlns:cx4="http://schemas.microsoft.com/office/drawing/2016/5/10/chartex" xmlns:cx5="http://schemas.microsoft.com/office/drawing/2016/5/11/chartex" xmlns:cx6="http://schemas.microsoft.com/office/drawing/2016/5/12/chartex" xmlns:cx7="http://schemas.microsoft.com/office/drawing/2016/5/13/chartex" xmlns:cx8="http://schemas.microsoft.com/office/drawing/2016/5/14/chartex" xmlns:mc="http://schemas.openxmlformats.org/markup-compatibility/2006" xmlns:aink="http://schemas.microsoft.com/office/drawing/2016/ink" xmlns:am3d="http://schemas.microsoft.com/office/drawing/2017/model3d" xmlns:o="urn:schemas-microsoft-com:office:office" xmlns:oel="http://schemas.microsoft.com/office/2019/extlst" xmlns:r="http://schemas.openxmlformats.org/officeDocument/2006/relationships" xmlns:m="http://schemas.openxmlformats.org/officeDocument/2006/math" xmlns:v="urn:schemas-microsoft-com:vml" xmlns:wp14="http://schemas.microsoft.com/office/word/2010/wordprocessingDrawing" xmlns:wp="http://schemas.openxmlformats.org/drawingml/2006/wordprocessingDrawing" xmlns:w10="urn:schemas-microsoft-com:office:word" xmlns:w="http://schemas.openxmlformats.org/wordprocessingml/2006/main" xmlns:w14="http://schemas.microsoft.com/office/word/2010/wordml" xmlns:w15="http://schemas.microsoft.com/office/word/2012/wordml" xmlns:w16cex="http://schemas.microsoft.com/office/word/2018/wordml/cex" xmlns:w16cid="http://schemas.microsoft.com/office/word/2016/wordml/cid" xmlns:w16="http://schemas.microsoft.com/office/word/2018/wordml" xmlns:w16du="http://schemas.microsoft.com/office/word/2023/wordml/word16du" xmlns:w16sdtdh="http://schemas.microsoft.com/office/word/2020/wordml/sdtdatahash" xmlns:w16sdtfl="http://schemas.microsoft.com/office/word/2024/wordml/sdtformatlock" xmlns:w16se="http://schemas.microsoft.com/office/word/2015/wordml/symex" xmlns:wpg="http://schemas.microsoft.com/office/word/2010/wordprocessingGroup" xmlns:wpi="http://schemas.microsoft.com/office/word/2010/wordprocessingInk" xmlns:wne="http://schemas.microsoft.com/office/word/2006/wordml" xmlns:wps="http://schemas.microsoft.com/office/word/2010/wordprocessingShape" mc:Ignorable="w14 w15 w16se w16cid w16 w16cex w16sdtdh w16sdtfl w16du wp14">
   <w:abstractNum w:abstractNumId="0" w15:restartNumberingAfterBreak="0">
     <w:nsid w:val="062D1645"/>
     <w:multiLevelType w:val="hybridMultilevel"/>
@@ -5547,83 +4798,83 @@
       </w:rPr>
     </w:lvl>
   </w:abstractNum>
-  <w:num w:numId="1">
+  <w:num w:numId="1" w16cid:durableId="1683975909">
     <w:abstractNumId w:val="2"/>
   </w:num>
-  <w:num w:numId="2">
+  <w:num w:numId="2" w16cid:durableId="739640547">
     <w:abstractNumId w:val="0"/>
   </w:num>
-  <w:num w:numId="3">
+  <w:num w:numId="3" w16cid:durableId="1961910672">
     <w:abstractNumId w:val="8"/>
   </w:num>
-  <w:num w:numId="4">
+  <w:num w:numId="4" w16cid:durableId="1888835312">
     <w:abstractNumId w:val="22"/>
   </w:num>
-  <w:num w:numId="5">
+  <w:num w:numId="5" w16cid:durableId="383021213">
     <w:abstractNumId w:val="16"/>
   </w:num>
-  <w:num w:numId="6">
+  <w:num w:numId="6" w16cid:durableId="1022171847">
     <w:abstractNumId w:val="10"/>
   </w:num>
-  <w:num w:numId="7">
+  <w:num w:numId="7" w16cid:durableId="766465692">
     <w:abstractNumId w:val="5"/>
   </w:num>
-  <w:num w:numId="8">
+  <w:num w:numId="8" w16cid:durableId="2009937265">
     <w:abstractNumId w:val="6"/>
   </w:num>
-  <w:num w:numId="9">
+  <w:num w:numId="9" w16cid:durableId="1337273053">
     <w:abstractNumId w:val="13"/>
   </w:num>
-  <w:num w:numId="10">
+  <w:num w:numId="10" w16cid:durableId="746615563">
     <w:abstractNumId w:val="11"/>
   </w:num>
-  <w:num w:numId="11">
+  <w:num w:numId="11" w16cid:durableId="1410884269">
     <w:abstractNumId w:val="7"/>
   </w:num>
-  <w:num w:numId="12">
+  <w:num w:numId="12" w16cid:durableId="1074856522">
     <w:abstractNumId w:val="3"/>
   </w:num>
-  <w:num w:numId="13">
+  <w:num w:numId="13" w16cid:durableId="1981689630">
     <w:abstractNumId w:val="4"/>
   </w:num>
-  <w:num w:numId="14">
+  <w:num w:numId="14" w16cid:durableId="1436945021">
     <w:abstractNumId w:val="17"/>
   </w:num>
-  <w:num w:numId="15">
+  <w:num w:numId="15" w16cid:durableId="507445907">
     <w:abstractNumId w:val="21"/>
   </w:num>
-  <w:num w:numId="16">
+  <w:num w:numId="16" w16cid:durableId="1398867303">
     <w:abstractNumId w:val="12"/>
   </w:num>
-  <w:num w:numId="17">
+  <w:num w:numId="17" w16cid:durableId="880438385">
     <w:abstractNumId w:val="1"/>
   </w:num>
-  <w:num w:numId="18">
+  <w:num w:numId="18" w16cid:durableId="140582435">
     <w:abstractNumId w:val="14"/>
   </w:num>
-  <w:num w:numId="19">
+  <w:num w:numId="19" w16cid:durableId="181668772">
     <w:abstractNumId w:val="9"/>
   </w:num>
-  <w:num w:numId="20">
+  <w:num w:numId="20" w16cid:durableId="167982891">
     <w:abstractNumId w:val="20"/>
   </w:num>
-  <w:num w:numId="21">
+  <w:num w:numId="21" w16cid:durableId="592511155">
     <w:abstractNumId w:val="23"/>
   </w:num>
-  <w:num w:numId="22">
+  <w:num w:numId="22" w16cid:durableId="1247685299">
     <w:abstractNumId w:val="18"/>
   </w:num>
-  <w:num w:numId="23">
+  <w:num w:numId="23" w16cid:durableId="337385761">
     <w:abstractNumId w:val="19"/>
   </w:num>
-  <w:num w:numId="24">
+  <w:num w:numId="24" w16cid:durableId="195239068">
     <w:abstractNumId w:val="15"/>
   </w:num>
 </w:numbering>
 </file>
 
 <file path=word/styles.xml><?xml version="1.0" encoding="utf-8"?>
-<w:styles xmlns:mc="http://schemas.openxmlformats.org/markup-compatibility/2006" xmlns:r="http://schemas.openxmlformats.org/officeDocument/2006/relationships" xmlns:w="http://schemas.openxmlformats.org/wordprocessingml/2006/main" xmlns:w14="http://schemas.microsoft.com/office/word/2010/wordml" xmlns:w15="http://schemas.microsoft.com/office/word/2012/wordml" xmlns:w16se="http://schemas.microsoft.com/office/word/2015/wordml/symex" mc:Ignorable="w14 w15 w16se">
+<w:styles xmlns:mc="http://schemas.openxmlformats.org/markup-compatibility/2006" xmlns:r="http://schemas.openxmlformats.org/officeDocument/2006/relationships" xmlns:w="http://schemas.openxmlformats.org/wordprocessingml/2006/main" xmlns:w14="http://schemas.microsoft.com/office/word/2010/wordml" xmlns:w15="http://schemas.microsoft.com/office/word/2012/wordml" xmlns:w16cex="http://schemas.microsoft.com/office/word/2018/wordml/cex" xmlns:w16cid="http://schemas.microsoft.com/office/word/2016/wordml/cid" xmlns:w16="http://schemas.microsoft.com/office/word/2018/wordml" xmlns:w16du="http://schemas.microsoft.com/office/word/2023/wordml/word16du" xmlns:w16sdtdh="http://schemas.microsoft.com/office/word/2020/wordml/sdtdatahash" xmlns:w16sdtfl="http://schemas.microsoft.com/office/word/2024/wordml/sdtformatlock" xmlns:w16se="http://schemas.microsoft.com/office/word/2015/wordml/symex" mc:Ignorable="w14 w15 w16se w16cid w16 w16cex w16sdtdh w16sdtfl w16du">
   <w:docDefaults>
     <w:rPrDefault>
       <w:rPr>
@@ -5639,7 +4890,7 @@
       </w:pPr>
     </w:pPrDefault>
   </w:docDefaults>
-  <w:latentStyles w:defLockedState="0" w:defUIPriority="99" w:defSemiHidden="0" w:defUnhideWhenUsed="0" w:defQFormat="0" w:count="371">
+  <w:latentStyles w:defLockedState="0" w:defUIPriority="99" w:defSemiHidden="0" w:defUnhideWhenUsed="0" w:defQFormat="0" w:count="376">
     <w:lsdException w:name="Normal" w:uiPriority="0" w:qFormat="1"/>
     <w:lsdException w:name="heading 1" w:uiPriority="9" w:qFormat="1"/>
     <w:lsdException w:name="heading 2" w:semiHidden="1" w:uiPriority="9" w:unhideWhenUsed="1" w:qFormat="1"/>
@@ -6011,6 +5262,11 @@
     <w:lsdException w:name="List Table 5 Dark Accent 6" w:uiPriority="50"/>
     <w:lsdException w:name="List Table 6 Colorful Accent 6" w:uiPriority="51"/>
     <w:lsdException w:name="List Table 7 Colorful Accent 6" w:uiPriority="52"/>
+    <w:lsdException w:name="Mention" w:semiHidden="1" w:unhideWhenUsed="1"/>
+    <w:lsdException w:name="Smart Hyperlink" w:semiHidden="1" w:unhideWhenUsed="1"/>
+    <w:lsdException w:name="Hashtag" w:semiHidden="1" w:unhideWhenUsed="1"/>
+    <w:lsdException w:name="Unresolved Mention" w:semiHidden="1" w:unhideWhenUsed="1"/>
+    <w:lsdException w:name="Smart Link" w:semiHidden="1" w:unhideWhenUsed="1"/>
   </w:latentStyles>
   <w:style w:type="paragraph" w:default="1" w:styleId="a">
     <w:name w:val="Normal"/>
@@ -6020,7 +5276,6 @@
   <w:style w:type="character" w:default="1" w:styleId="a0">
     <w:name w:val="Default Paragraph Font"/>
     <w:uiPriority w:val="1"/>
-    <w:semiHidden/>
     <w:unhideWhenUsed/>
   </w:style>
   <w:style w:type="table" w:default="1" w:styleId="a1">
